--- a/eva-proyecto/plantillas/MATERIAL_ENTRENAMIENTO_SESION_2.docx
+++ b/eva-proyecto/plantillas/MATERIAL_ENTRENAMIENTO_SESION_2.docx
@@ -5,70 +5,89 @@
     <w:p/>
     <w:p/>
     <w:p/>
+    <w:p/>
+    <w:p/>
+    <w:p/>
     <w:p>
       <w:pPr>
+        <w:spacing w:after="120"/>
         <w:jc w:val="center"/>
       </w:pPr>
       <w:r>
         <w:rPr>
-          <w:b/>
+          <w:rFonts w:ascii="Calibri" w:hAnsi="Calibri"/>
+          <w:b w:val="0"/>
+          <w:i w:val="0"/>
           <w:color w:val="1D293D"/>
-          <w:sz w:val="28"/>
+          <w:sz w:val="22"/>
         </w:rPr>
         <w:t>HOSPITAL UNIVERSITARIO DEL VALLE</w:t>
       </w:r>
     </w:p>
     <w:p>
       <w:pPr>
+        <w:spacing w:after="120"/>
         <w:jc w:val="center"/>
       </w:pPr>
       <w:r>
         <w:rPr>
-          <w:color w:val="374751"/>
-          <w:sz w:val="22"/>
+          <w:rFonts w:ascii="Calibri" w:hAnsi="Calibri"/>
+          <w:b w:val="0"/>
+          <w:i w:val="0"/>
+          <w:color w:val="1D293D"/>
+          <w:sz w:val="20"/>
         </w:rPr>
-        <w:t>EVA — Sistema de Gestión de Equipos Médicos e Industriales</w:t>
-      </w:r>
-    </w:p>
-    <w:p/>
-    <w:p/>
-    <w:p>
-      <w:pPr>
-        <w:jc w:val="center"/>
-      </w:pPr>
-      <w:r>
-        <w:rPr>
-          <w:b/>
-          <w:color w:val="1D6FBF"/>
-          <w:sz w:val="40"/>
-        </w:rPr>
-        <w:t>MATERIAL DE ENTRENAMIENTO</w:t>
-      </w:r>
-    </w:p>
-    <w:p>
-      <w:pPr>
-        <w:jc w:val="center"/>
-      </w:pPr>
-      <w:r>
-        <w:rPr>
-          <w:color w:val="374751"/>
-          <w:sz w:val="24"/>
-        </w:rPr>
-        <w:t>Sesión 2: Tickets, Mantenimiento Preventivo y Reportes</w:t>
+        <w:t>«Evaristo García» E.S.E.</w:t>
       </w:r>
     </w:p>
     <w:p/>
     <w:p>
       <w:pPr>
+        <w:spacing w:after="120"/>
         <w:jc w:val="center"/>
       </w:pPr>
       <w:r>
         <w:rPr>
-          <w:i/>
-          <w:color w:val="374751"/>
+          <w:rFonts w:ascii="Calibri" w:hAnsi="Calibri"/>
+          <w:b/>
+          <w:i w:val="0"/>
+          <w:color w:val="1D293D"/>
+          <w:sz w:val="44"/>
+        </w:rPr>
+        <w:t>MATERIAL DE ENTRENAMIENTO — SESIÓN 2</w:t>
+      </w:r>
+    </w:p>
+    <w:p>
+      <w:pPr>
+        <w:spacing w:after="120"/>
+        <w:jc w:val="center"/>
+      </w:pPr>
+      <w:r>
+        <w:rPr>
+          <w:rFonts w:ascii="Calibri" w:hAnsi="Calibri"/>
+          <w:b w:val="0"/>
+          <w:i w:val="0"/>
+          <w:color w:val="333333"/>
           <w:sz w:val="20"/>
         </w:rPr>
-        <w:t>Versión 2.0.0  |  Mayo 2026</w:t>
+        <w:t>Sistema EVA — Órdenes correctivas, mantenimiento preventivo y reportes</w:t>
+      </w:r>
+    </w:p>
+    <w:p/>
+    <w:p>
+      <w:pPr>
+        <w:spacing w:after="120"/>
+        <w:jc w:val="center"/>
+      </w:pPr>
+      <w:r>
+        <w:rPr>
+          <w:rFonts w:ascii="Calibri" w:hAnsi="Calibri"/>
+          <w:b w:val="0"/>
+          <w:i w:val="0"/>
+          <w:color w:val="333333"/>
+          <w:sz w:val="20"/>
+        </w:rPr>
+        <w:t>Versión 2.0.0  ·  Mayo 2026</w:t>
       </w:r>
     </w:p>
     <w:p>
@@ -77,109 +96,178 @@
       </w:r>
     </w:p>
     <w:p>
-      <w:r>
-        <w:rPr>
-          <w:b/>
-        </w:rPr>
-        <w:t xml:space="preserve">Duración: </w:t>
-      </w:r>
-      <w:r>
-        <w:rPr>
-          <w:sz w:val="20"/>
-        </w:rPr>
-        <w:t xml:space="preserve">3 horas  |  </w:t>
-      </w:r>
-      <w:r>
-        <w:rPr>
-          <w:b/>
-        </w:rPr>
-        <w:t xml:space="preserve">Pre-requisito: </w:t>
-      </w:r>
-      <w:r>
-        <w:rPr>
-          <w:sz w:val="20"/>
-        </w:rPr>
-        <w:t>Haber completado la Sesión 1</w:t>
-      </w:r>
-    </w:p>
-    <w:p/>
-    <w:p>
       <w:pPr>
-        <w:pStyle w:val="Heading1"/>
+        <w:spacing w:before="280" w:after="80"/>
       </w:pPr>
       <w:r>
         <w:rPr>
-          <w:color w:val="1D6FBF"/>
+          <w:rFonts w:ascii="Calibri" w:hAnsi="Calibri"/>
+          <w:b/>
+          <w:i w:val="0"/>
+          <w:color w:val="1D293D"/>
+          <w:sz w:val="28"/>
         </w:rPr>
-        <w:t>Objetivos de la Sesión 2</w:t>
+        <w:t>1. Objetivos de la sesión</w:t>
       </w:r>
     </w:p>
     <w:p>
+      <w:pPr>
+        <w:spacing w:after="80"/>
+      </w:pPr>
       <w:r>
         <w:rPr>
+          <w:rFonts w:ascii="Calibri" w:hAnsi="Calibri"/>
+          <w:b w:val="0"/>
+          <w:i w:val="0"/>
+          <w:color w:val="333333"/>
           <w:sz w:val="20"/>
         </w:rPr>
-        <w:t>✅  Crear y gestionar tickets de mantenimiento correctivo</w:t>
+        <w:t>Después de esta sesión, usted será capaz de:</w:t>
       </w:r>
     </w:p>
     <w:p>
+      <w:pPr>
+        <w:pStyle w:val="ListBullet"/>
+        <w:spacing w:after="40"/>
+        <w:ind w:left="283"/>
+      </w:pPr>
       <w:r>
         <w:rPr>
+          <w:rFonts w:ascii="Calibri" w:hAnsi="Calibri"/>
+          <w:b w:val="0"/>
+          <w:i w:val="0"/>
+          <w:color w:val="333333"/>
           <w:sz w:val="20"/>
         </w:rPr>
-        <w:t>✅  Consultar el historial de órdenes de trabajo</w:t>
+        <w:t>Crear y gestionar tickets de mantenimiento correctivo desde el principio hasta el cierre.</w:t>
       </w:r>
     </w:p>
     <w:p>
+      <w:pPr>
+        <w:pStyle w:val="ListBullet"/>
+        <w:spacing w:after="40"/>
+        <w:ind w:left="283"/>
+      </w:pPr>
       <w:r>
         <w:rPr>
+          <w:rFonts w:ascii="Calibri" w:hAnsi="Calibri"/>
+          <w:b w:val="0"/>
+          <w:i w:val="0"/>
+          <w:color w:val="333333"/>
           <w:sz w:val="20"/>
         </w:rPr>
-        <w:t>✅  Navegar y actualizar el plan de mantenimiento preventivo</w:t>
+        <w:t>Consultar y actualizar el estado de un ticket en ejecución.</w:t>
       </w:r>
     </w:p>
     <w:p>
+      <w:pPr>
+        <w:pStyle w:val="ListBullet"/>
+        <w:spacing w:after="40"/>
+        <w:ind w:left="283"/>
+      </w:pPr>
       <w:r>
         <w:rPr>
+          <w:rFonts w:ascii="Calibri" w:hAnsi="Calibri"/>
+          <w:b w:val="0"/>
+          <w:i w:val="0"/>
+          <w:color w:val="333333"/>
           <w:sz w:val="20"/>
         </w:rPr>
-        <w:t>✅  Registrar ejecución de mantenimientos y calibraciones</w:t>
+        <w:t>Registrar la ejecución de mantenimientos preventivos programados.</w:t>
       </w:r>
     </w:p>
     <w:p>
+      <w:pPr>
+        <w:pStyle w:val="ListBullet"/>
+        <w:spacing w:after="40"/>
+        <w:ind w:left="283"/>
+      </w:pPr>
       <w:r>
         <w:rPr>
+          <w:rFonts w:ascii="Calibri" w:hAnsi="Calibri"/>
+          <w:b w:val="0"/>
+          <w:i w:val="0"/>
+          <w:color w:val="333333"/>
           <w:sz w:val="20"/>
         </w:rPr>
-        <w:t>✅  Usar el Dashboard para analizar indicadores de gestión</w:t>
+        <w:t>Generar reportes personalizados en Excel con información histórica.</w:t>
       </w:r>
     </w:p>
     <w:p>
+      <w:pPr>
+        <w:pStyle w:val="ListBullet"/>
+        <w:spacing w:after="40"/>
+        <w:ind w:left="283"/>
+      </w:pPr>
       <w:r>
         <w:rPr>
+          <w:rFonts w:ascii="Calibri" w:hAnsi="Calibri"/>
+          <w:b w:val="0"/>
+          <w:i w:val="0"/>
+          <w:color w:val="333333"/>
           <w:sz w:val="20"/>
         </w:rPr>
-        <w:t>✅  Exportar reportes en Excel desde el Dashboard</w:t>
+        <w:t>Entender los flujos de aprobación y los roles responsables en cada etapa.</w:t>
       </w:r>
     </w:p>
     <w:p>
-      <w:r>
-        <w:rPr>
-          <w:sz w:val="20"/>
-        </w:rPr>
-        <w:t>✅  Gestionar repuestos y capacitaciones</w:t>
-      </w:r>
-    </w:p>
-    <w:p/>
-    <w:p>
       <w:pPr>
-        <w:pStyle w:val="Heading1"/>
+        <w:spacing w:before="280" w:after="80"/>
       </w:pPr>
       <w:r>
         <w:rPr>
-          <w:color w:val="1D6FBF"/>
+          <w:rFonts w:ascii="Calibri" w:hAnsi="Calibri"/>
+          <w:b/>
+          <w:i w:val="0"/>
+          <w:color w:val="1D293D"/>
+          <w:sz w:val="28"/>
         </w:rPr>
-        <w:t>Agenda</w:t>
+        <w:t>2. Módulo de Órdenes (Tickets)</w:t>
+      </w:r>
+    </w:p>
+    <w:p>
+      <w:pPr>
+        <w:spacing w:after="80"/>
+      </w:pPr>
+      <w:r>
+        <w:rPr>
+          <w:rFonts w:ascii="Calibri" w:hAnsi="Calibri"/>
+          <w:b w:val="0"/>
+          <w:i w:val="0"/>
+          <w:color w:val="333333"/>
+          <w:sz w:val="20"/>
+        </w:rPr>
+        <w:t>Los tickets representan las órdenes de trabajo para mantenimiento correctivo, reparación de emergencia u otros servicios no planeados.</w:t>
+      </w:r>
+    </w:p>
+    <w:p>
+      <w:pPr>
+        <w:spacing w:before="160" w:after="80"/>
+      </w:pPr>
+      <w:r>
+        <w:rPr>
+          <w:rFonts w:ascii="Calibri" w:hAnsi="Calibri"/>
+          <w:b/>
+          <w:i w:val="0"/>
+          <w:color w:val="1F6FB8"/>
+          <w:sz w:val="24"/>
+        </w:rPr>
+        <w:t>2.1. Estados de un ticket</w:t>
+      </w:r>
+    </w:p>
+    <w:p>
+      <w:pPr>
+        <w:spacing w:after="80"/>
+      </w:pPr>
+      <w:r>
+        <w:rPr>
+          <w:rFonts w:ascii="Calibri" w:hAnsi="Calibri"/>
+          <w:b w:val="0"/>
+          <w:i w:val="0"/>
+          <w:color w:val="333333"/>
+          <w:sz w:val="20"/>
+        </w:rPr>
+        <w:t>Tabla 1. Ciclo de vida de un ticket.</w:t>
       </w:r>
     </w:p>
     <w:tbl>
@@ -190,45 +278,62 @@
         <w:tblLook w:firstColumn="1" w:firstRow="1" w:lastColumn="0" w:lastRow="0" w:noHBand="0" w:noVBand="1" w:val="04A0"/>
       </w:tblPr>
       <w:tblGrid>
-        <w:gridCol w:w="4320"/>
-        <w:gridCol w:w="4320"/>
+        <w:gridCol w:w="3041"/>
+        <w:gridCol w:w="3041"/>
+        <w:gridCol w:w="3041"/>
       </w:tblGrid>
       <w:tr>
         <w:tc>
           <w:tcPr>
-            <w:tcW w:type="dxa" w:w="2268"/>
-            <w:shd w:val="clear" w:color="auto" w:fill="1D293D"/>
+            <w:tcW w:type="dxa" w:w="2551"/>
+            <w:shd w:fill="1D293D"/>
           </w:tcPr>
           <w:p>
-            <w:pPr>
-              <w:jc w:val="center"/>
-            </w:pPr>
             <w:r>
               <w:rPr>
+                <w:rFonts w:ascii="Calibri" w:hAnsi="Calibri"/>
                 <w:b/>
+                <w:i w:val="0"/>
                 <w:color w:val="FFFFFF"/>
                 <w:sz w:val="18"/>
               </w:rPr>
-              <w:t>Tiempo</w:t>
+              <w:t>Estado</w:t>
             </w:r>
           </w:p>
         </w:tc>
         <w:tc>
           <w:tcPr>
-            <w:tcW w:type="dxa" w:w="6803"/>
-            <w:shd w:val="clear" w:color="auto" w:fill="1D293D"/>
+            <w:tcW w:type="dxa" w:w="4819"/>
+            <w:shd w:fill="1D293D"/>
           </w:tcPr>
           <w:p>
-            <w:pPr>
-              <w:jc w:val="center"/>
-            </w:pPr>
             <w:r>
               <w:rPr>
+                <w:rFonts w:ascii="Calibri" w:hAnsi="Calibri"/>
                 <w:b/>
+                <w:i w:val="0"/>
                 <w:color w:val="FFFFFF"/>
                 <w:sz w:val="18"/>
               </w:rPr>
-              <w:t>Tema</w:t>
+              <w:t>Descripción</w:t>
+            </w:r>
+          </w:p>
+        </w:tc>
+        <w:tc>
+          <w:tcPr>
+            <w:tcW w:type="dxa" w:w="2551"/>
+            <w:shd w:fill="1D293D"/>
+          </w:tcPr>
+          <w:p>
+            <w:r>
+              <w:rPr>
+                <w:rFonts w:ascii="Calibri" w:hAnsi="Calibri"/>
+                <w:b/>
+                <w:i w:val="0"/>
+                <w:color w:val="FFFFFF"/>
+                <w:sz w:val="18"/>
+              </w:rPr>
+              <w:t>Quién puede cambiar</w:t>
             </w:r>
           </w:p>
         </w:tc>
@@ -236,29 +341,55 @@
       <w:tr>
         <w:tc>
           <w:tcPr>
-            <w:tcW w:type="dxa" w:w="2268"/>
-            <w:shd w:val="clear" w:color="auto" w:fill="EEF2F7"/>
+            <w:tcW w:type="dxa" w:w="2551"/>
+            <w:shd w:fill="F2F6FB"/>
           </w:tcPr>
           <w:p>
             <w:r>
               <w:rPr>
+                <w:rFonts w:ascii="Calibri" w:hAnsi="Calibri"/>
+                <w:b w:val="0"/>
+                <w:i w:val="0"/>
+                <w:color w:val="333333"/>
                 <w:sz w:val="18"/>
               </w:rPr>
-              <w:t>0:00 – 0:15</w:t>
+              <w:t>Abierto</w:t>
             </w:r>
           </w:p>
         </w:tc>
         <w:tc>
           <w:tcPr>
-            <w:tcW w:type="dxa" w:w="6803"/>
-            <w:shd w:val="clear" w:color="auto" w:fill="EEF2F7"/>
+            <w:tcW w:type="dxa" w:w="4819"/>
+            <w:shd w:fill="F2F6FB"/>
           </w:tcPr>
           <w:p>
             <w:r>
               <w:rPr>
+                <w:rFonts w:ascii="Calibri" w:hAnsi="Calibri"/>
+                <w:b w:val="0"/>
+                <w:i w:val="0"/>
+                <w:color w:val="333333"/>
                 <w:sz w:val="18"/>
               </w:rPr>
-              <w:t>Repaso Sesión 1 y preguntas</w:t>
+              <w:t>El ticket fue creado pero aún no ha sido asignado a un técnico.</w:t>
+            </w:r>
+          </w:p>
+        </w:tc>
+        <w:tc>
+          <w:tcPr>
+            <w:tcW w:type="dxa" w:w="2551"/>
+            <w:shd w:fill="F2F6FB"/>
+          </w:tcPr>
+          <w:p>
+            <w:r>
+              <w:rPr>
+                <w:rFonts w:ascii="Calibri" w:hAnsi="Calibri"/>
+                <w:b w:val="0"/>
+                <w:i w:val="0"/>
+                <w:color w:val="333333"/>
+                <w:sz w:val="18"/>
+              </w:rPr>
+              <w:t>Coordinador</w:t>
             </w:r>
           </w:p>
         </w:tc>
@@ -266,29 +397,55 @@
       <w:tr>
         <w:tc>
           <w:tcPr>
-            <w:tcW w:type="dxa" w:w="2268"/>
-            <w:shd w:val="clear" w:color="auto" w:fill="FFFFFF"/>
+            <w:tcW w:type="dxa" w:w="2551"/>
+            <w:shd w:fill="FFFFFF"/>
           </w:tcPr>
           <w:p>
             <w:r>
               <w:rPr>
+                <w:rFonts w:ascii="Calibri" w:hAnsi="Calibri"/>
+                <w:b w:val="0"/>
+                <w:i w:val="0"/>
+                <w:color w:val="333333"/>
                 <w:sz w:val="18"/>
               </w:rPr>
-              <w:t>0:15 – 0:50</w:t>
+              <w:t>En proceso</w:t>
             </w:r>
           </w:p>
         </w:tc>
         <w:tc>
           <w:tcPr>
-            <w:tcW w:type="dxa" w:w="6803"/>
-            <w:shd w:val="clear" w:color="auto" w:fill="FFFFFF"/>
+            <w:tcW w:type="dxa" w:w="4819"/>
+            <w:shd w:fill="FFFFFF"/>
           </w:tcPr>
           <w:p>
             <w:r>
               <w:rPr>
+                <w:rFonts w:ascii="Calibri" w:hAnsi="Calibri"/>
+                <w:b w:val="0"/>
+                <w:i w:val="0"/>
+                <w:color w:val="333333"/>
                 <w:sz w:val="18"/>
               </w:rPr>
-              <w:t>Módulo Órdenes: Mis Tickets y Gestión de Tickets</w:t>
+              <w:t>Un técnico está trabajando en la reparación.</w:t>
+            </w:r>
+          </w:p>
+        </w:tc>
+        <w:tc>
+          <w:tcPr>
+            <w:tcW w:type="dxa" w:w="2551"/>
+            <w:shd w:fill="FFFFFF"/>
+          </w:tcPr>
+          <w:p>
+            <w:r>
+              <w:rPr>
+                <w:rFonts w:ascii="Calibri" w:hAnsi="Calibri"/>
+                <w:b w:val="0"/>
+                <w:i w:val="0"/>
+                <w:color w:val="333333"/>
+                <w:sz w:val="18"/>
+              </w:rPr>
+              <w:t>Técnico/Coordinador</w:t>
             </w:r>
           </w:p>
         </w:tc>
@@ -296,29 +453,55 @@
       <w:tr>
         <w:tc>
           <w:tcPr>
-            <w:tcW w:type="dxa" w:w="2268"/>
-            <w:shd w:val="clear" w:color="auto" w:fill="EEF2F7"/>
+            <w:tcW w:type="dxa" w:w="2551"/>
+            <w:shd w:fill="F2F6FB"/>
           </w:tcPr>
           <w:p>
             <w:r>
               <w:rPr>
+                <w:rFonts w:ascii="Calibri" w:hAnsi="Calibri"/>
+                <w:b w:val="0"/>
+                <w:i w:val="0"/>
+                <w:color w:val="333333"/>
                 <w:sz w:val="18"/>
               </w:rPr>
-              <w:t>0:50 – 1:20</w:t>
+              <w:t>En espera</w:t>
             </w:r>
           </w:p>
         </w:tc>
         <w:tc>
           <w:tcPr>
-            <w:tcW w:type="dxa" w:w="6803"/>
-            <w:shd w:val="clear" w:color="auto" w:fill="EEF2F7"/>
+            <w:tcW w:type="dxa" w:w="4819"/>
+            <w:shd w:fill="F2F6FB"/>
           </w:tcPr>
           <w:p>
             <w:r>
               <w:rPr>
+                <w:rFonts w:ascii="Calibri" w:hAnsi="Calibri"/>
+                <w:b w:val="0"/>
+                <w:i w:val="0"/>
+                <w:color w:val="333333"/>
                 <w:sz w:val="18"/>
               </w:rPr>
-              <w:t>Crear, editar y cerrar tickets</w:t>
+              <w:t>Se requieren repuestos o aprobación antes de continuar.</w:t>
+            </w:r>
+          </w:p>
+        </w:tc>
+        <w:tc>
+          <w:tcPr>
+            <w:tcW w:type="dxa" w:w="2551"/>
+            <w:shd w:fill="F2F6FB"/>
+          </w:tcPr>
+          <w:p>
+            <w:r>
+              <w:rPr>
+                <w:rFonts w:ascii="Calibri" w:hAnsi="Calibri"/>
+                <w:b w:val="0"/>
+                <w:i w:val="0"/>
+                <w:color w:val="333333"/>
+                <w:sz w:val="18"/>
+              </w:rPr>
+              <w:t>Coordinador</w:t>
             </w:r>
           </w:p>
         </w:tc>
@@ -326,29 +509,55 @@
       <w:tr>
         <w:tc>
           <w:tcPr>
-            <w:tcW w:type="dxa" w:w="2268"/>
-            <w:shd w:val="clear" w:color="auto" w:fill="FFFFFF"/>
+            <w:tcW w:type="dxa" w:w="2551"/>
+            <w:shd w:fill="FFFFFF"/>
           </w:tcPr>
           <w:p>
             <w:r>
               <w:rPr>
+                <w:rFonts w:ascii="Calibri" w:hAnsi="Calibri"/>
+                <w:b w:val="0"/>
+                <w:i w:val="0"/>
+                <w:color w:val="333333"/>
                 <w:sz w:val="18"/>
               </w:rPr>
-              <w:t>1:20 – 1:40</w:t>
+              <w:t>Resuelto</w:t>
             </w:r>
           </w:p>
         </w:tc>
         <w:tc>
           <w:tcPr>
-            <w:tcW w:type="dxa" w:w="6803"/>
-            <w:shd w:val="clear" w:color="auto" w:fill="FFFFFF"/>
+            <w:tcW w:type="dxa" w:w="4819"/>
+            <w:shd w:fill="FFFFFF"/>
           </w:tcPr>
           <w:p>
             <w:r>
               <w:rPr>
+                <w:rFonts w:ascii="Calibri" w:hAnsi="Calibri"/>
+                <w:b w:val="0"/>
+                <w:i w:val="0"/>
+                <w:color w:val="333333"/>
                 <w:sz w:val="18"/>
               </w:rPr>
-              <w:t>Descanso</w:t>
+              <w:t>El técnico considera que la reparación está completa.</w:t>
+            </w:r>
+          </w:p>
+        </w:tc>
+        <w:tc>
+          <w:tcPr>
+            <w:tcW w:type="dxa" w:w="2551"/>
+            <w:shd w:fill="FFFFFF"/>
+          </w:tcPr>
+          <w:p>
+            <w:r>
+              <w:rPr>
+                <w:rFonts w:ascii="Calibri" w:hAnsi="Calibri"/>
+                <w:b w:val="0"/>
+                <w:i w:val="0"/>
+                <w:color w:val="333333"/>
+                <w:sz w:val="18"/>
+              </w:rPr>
+              <w:t>Coordinador</w:t>
             </w:r>
           </w:p>
         </w:tc>
@@ -356,29 +565,55 @@
       <w:tr>
         <w:tc>
           <w:tcPr>
-            <w:tcW w:type="dxa" w:w="2268"/>
-            <w:shd w:val="clear" w:color="auto" w:fill="EEF2F7"/>
+            <w:tcW w:type="dxa" w:w="2551"/>
+            <w:shd w:fill="F2F6FB"/>
           </w:tcPr>
           <w:p>
             <w:r>
               <w:rPr>
+                <w:rFonts w:ascii="Calibri" w:hAnsi="Calibri"/>
+                <w:b w:val="0"/>
+                <w:i w:val="0"/>
+                <w:color w:val="333333"/>
                 <w:sz w:val="18"/>
               </w:rPr>
-              <w:t>1:40 – 2:10</w:t>
+              <w:t>Verificado</w:t>
             </w:r>
           </w:p>
         </w:tc>
         <w:tc>
           <w:tcPr>
-            <w:tcW w:type="dxa" w:w="6803"/>
-            <w:shd w:val="clear" w:color="auto" w:fill="EEF2F7"/>
+            <w:tcW w:type="dxa" w:w="4819"/>
+            <w:shd w:fill="F2F6FB"/>
           </w:tcPr>
           <w:p>
             <w:r>
               <w:rPr>
+                <w:rFonts w:ascii="Calibri" w:hAnsi="Calibri"/>
+                <w:b w:val="0"/>
+                <w:i w:val="0"/>
+                <w:color w:val="333333"/>
                 <w:sz w:val="18"/>
               </w:rPr>
-              <w:t>Módulo Planes de Mantenimiento Preventivo</w:t>
+              <w:t>El ingeniero responsable verificó que la solución es efectiva.</w:t>
+            </w:r>
+          </w:p>
+        </w:tc>
+        <w:tc>
+          <w:tcPr>
+            <w:tcW w:type="dxa" w:w="2551"/>
+            <w:shd w:fill="F2F6FB"/>
+          </w:tcPr>
+          <w:p>
+            <w:r>
+              <w:rPr>
+                <w:rFonts w:ascii="Calibri" w:hAnsi="Calibri"/>
+                <w:b w:val="0"/>
+                <w:i w:val="0"/>
+                <w:color w:val="333333"/>
+                <w:sz w:val="18"/>
+              </w:rPr>
+              <w:t>Coordinador</w:t>
             </w:r>
           </w:p>
         </w:tc>
@@ -386,89 +621,55 @@
       <w:tr>
         <w:tc>
           <w:tcPr>
-            <w:tcW w:type="dxa" w:w="2268"/>
-            <w:shd w:val="clear" w:color="auto" w:fill="FFFFFF"/>
+            <w:tcW w:type="dxa" w:w="2551"/>
+            <w:shd w:fill="FFFFFF"/>
           </w:tcPr>
           <w:p>
             <w:r>
               <w:rPr>
+                <w:rFonts w:ascii="Calibri" w:hAnsi="Calibri"/>
+                <w:b w:val="0"/>
+                <w:i w:val="0"/>
+                <w:color w:val="333333"/>
                 <w:sz w:val="18"/>
               </w:rPr>
-              <w:t>2:10 – 2:35</w:t>
+              <w:t>Cerrado</w:t>
             </w:r>
           </w:p>
         </w:tc>
         <w:tc>
           <w:tcPr>
-            <w:tcW w:type="dxa" w:w="6803"/>
-            <w:shd w:val="clear" w:color="auto" w:fill="FFFFFF"/>
+            <w:tcW w:type="dxa" w:w="4819"/>
+            <w:shd w:fill="FFFFFF"/>
           </w:tcPr>
           <w:p>
             <w:r>
               <w:rPr>
+                <w:rFonts w:ascii="Calibri" w:hAnsi="Calibri"/>
+                <w:b w:val="0"/>
+                <w:i w:val="0"/>
+                <w:color w:val="333333"/>
                 <w:sz w:val="18"/>
               </w:rPr>
-              <w:t>Dashboard: lectura de indicadores y exportaciones</w:t>
-            </w:r>
-          </w:p>
-        </w:tc>
-      </w:tr>
-      <w:tr>
-        <w:tc>
-          <w:tcPr>
-            <w:tcW w:type="dxa" w:w="2268"/>
-            <w:shd w:val="clear" w:color="auto" w:fill="EEF2F7"/>
-          </w:tcPr>
-          <w:p>
-            <w:r>
-              <w:rPr>
-                <w:sz w:val="18"/>
-              </w:rPr>
-              <w:t>2:35 – 2:50</w:t>
+              <w:t>El ticket fue cerrado, se archivó y se generó el reporte final.</w:t>
             </w:r>
           </w:p>
         </w:tc>
         <w:tc>
           <w:tcPr>
-            <w:tcW w:type="dxa" w:w="6803"/>
-            <w:shd w:val="clear" w:color="auto" w:fill="EEF2F7"/>
+            <w:tcW w:type="dxa" w:w="2551"/>
+            <w:shd w:fill="FFFFFF"/>
           </w:tcPr>
           <w:p>
             <w:r>
               <w:rPr>
+                <w:rFonts w:ascii="Calibri" w:hAnsi="Calibri"/>
+                <w:b w:val="0"/>
+                <w:i w:val="0"/>
+                <w:color w:val="333333"/>
                 <w:sz w:val="18"/>
               </w:rPr>
-              <w:t>Repuestos y Capacitaciones</w:t>
-            </w:r>
-          </w:p>
-        </w:tc>
-      </w:tr>
-      <w:tr>
-        <w:tc>
-          <w:tcPr>
-            <w:tcW w:type="dxa" w:w="2268"/>
-            <w:shd w:val="clear" w:color="auto" w:fill="FFFFFF"/>
-          </w:tcPr>
-          <w:p>
-            <w:r>
-              <w:rPr>
-                <w:sz w:val="18"/>
-              </w:rPr>
-              <w:t>2:50 – 3:00</w:t>
-            </w:r>
-          </w:p>
-        </w:tc>
-        <w:tc>
-          <w:tcPr>
-            <w:tcW w:type="dxa" w:w="6803"/>
-            <w:shd w:val="clear" w:color="auto" w:fill="FFFFFF"/>
-          </w:tcPr>
-          <w:p>
-            <w:r>
-              <w:rPr>
-                <w:sz w:val="18"/>
-              </w:rPr>
-              <w:t>Preguntas y cierre</w:t>
+              <w:t>Coordinador</w:t>
             </w:r>
           </w:p>
         </w:tc>
@@ -477,40 +678,32 @@
     <w:p/>
     <w:p>
       <w:pPr>
-        <w:pStyle w:val="Heading1"/>
+        <w:spacing w:before="160" w:after="80"/>
       </w:pPr>
       <w:r>
         <w:rPr>
-          <w:color w:val="1D6FBF"/>
+          <w:rFonts w:ascii="Calibri" w:hAnsi="Calibri"/>
+          <w:b/>
+          <w:i w:val="0"/>
+          <w:color w:val="1F6FB8"/>
+          <w:sz w:val="24"/>
         </w:rPr>
-        <w:t>Bloque 1: Módulo de Tickets (Órdenes de Trabajo)</w:t>
+        <w:t>2.2. Crear un nuevo ticket</w:t>
       </w:r>
     </w:p>
     <w:p>
       <w:pPr>
-        <w:pStyle w:val="Heading2"/>
+        <w:spacing w:after="80"/>
       </w:pPr>
       <w:r>
         <w:rPr>
-          <w:color w:val="1D293D"/>
+          <w:rFonts w:ascii="Calibri" w:hAnsi="Calibri"/>
+          <w:b w:val="0"/>
+          <w:i w:val="0"/>
+          <w:color w:val="333333"/>
+          <w:sz w:val="20"/>
         </w:rPr>
-        <w:t>¿Qué es un ticket en EVA?</w:t>
-      </w:r>
-    </w:p>
-    <w:p>
-      <w:r>
-        <w:t>Un ticket representa una orden de trabajo de mantenimiento correctivo. Documenta desde el reporte inicial del problema hasta su solución final.</w:t>
-      </w:r>
-    </w:p>
-    <w:p>
-      <w:pPr>
-        <w:pStyle w:val="Heading2"/>
-      </w:pPr>
-      <w:r>
-        <w:rPr>
-          <w:color w:val="1D293D"/>
-        </w:rPr>
-        <w:t>Ciclo de Vida de un Ticket</w:t>
+        <w:t>Tabla 2. Pasos para crear un ticket.</w:t>
       </w:r>
     </w:p>
     <w:tbl>
@@ -521,65 +714,43 @@
         <w:tblLook w:firstColumn="1" w:firstRow="1" w:lastColumn="0" w:lastRow="0" w:noHBand="0" w:noVBand="1" w:val="04A0"/>
       </w:tblPr>
       <w:tblGrid>
-        <w:gridCol w:w="2880"/>
-        <w:gridCol w:w="2880"/>
-        <w:gridCol w:w="2880"/>
+        <w:gridCol w:w="4561"/>
+        <w:gridCol w:w="4561"/>
       </w:tblGrid>
       <w:tr>
         <w:tc>
           <w:tcPr>
-            <w:tcW w:type="dxa" w:w="2268"/>
-            <w:shd w:val="clear" w:color="auto" w:fill="1D293D"/>
+            <w:tcW w:type="dxa" w:w="1134"/>
+            <w:shd w:fill="1D293D"/>
           </w:tcPr>
           <w:p>
-            <w:pPr>
-              <w:jc w:val="center"/>
-            </w:pPr>
             <w:r>
               <w:rPr>
+                <w:rFonts w:ascii="Calibri" w:hAnsi="Calibri"/>
                 <w:b/>
+                <w:i w:val="0"/>
                 <w:color w:val="FFFFFF"/>
                 <w:sz w:val="18"/>
               </w:rPr>
-              <w:t>Estado</w:t>
+              <w:t>Paso</w:t>
             </w:r>
           </w:p>
         </w:tc>
         <w:tc>
           <w:tcPr>
-            <w:tcW w:type="dxa" w:w="3402"/>
-            <w:shd w:val="clear" w:color="auto" w:fill="1D293D"/>
+            <w:tcW w:type="dxa" w:w="8504"/>
+            <w:shd w:fill="1D293D"/>
           </w:tcPr>
           <w:p>
-            <w:pPr>
-              <w:jc w:val="center"/>
-            </w:pPr>
             <w:r>
               <w:rPr>
+                <w:rFonts w:ascii="Calibri" w:hAnsi="Calibri"/>
                 <w:b/>
+                <w:i w:val="0"/>
                 <w:color w:val="FFFFFF"/>
                 <w:sz w:val="18"/>
               </w:rPr>
-              <w:t>Significado</w:t>
-            </w:r>
-          </w:p>
-        </w:tc>
-        <w:tc>
-          <w:tcPr>
-            <w:tcW w:type="dxa" w:w="3402"/>
-            <w:shd w:val="clear" w:color="auto" w:fill="1D293D"/>
-          </w:tcPr>
-          <w:p>
-            <w:pPr>
-              <w:jc w:val="center"/>
-            </w:pPr>
-            <w:r>
-              <w:rPr>
-                <w:b/>
-                <w:color w:val="FFFFFF"/>
-                <w:sz w:val="18"/>
-              </w:rPr>
-              <w:t>Quién actúa</w:t>
+              <w:t>Acción</w:t>
             </w:r>
           </w:p>
         </w:tc>
@@ -587,43 +758,37 @@
       <w:tr>
         <w:tc>
           <w:tcPr>
-            <w:tcW w:type="dxa" w:w="2268"/>
-            <w:shd w:val="clear" w:color="auto" w:fill="EEF2F7"/>
+            <w:tcW w:type="dxa" w:w="1134"/>
+            <w:shd w:fill="F2F6FB"/>
           </w:tcPr>
           <w:p>
             <w:r>
               <w:rPr>
+                <w:rFonts w:ascii="Calibri" w:hAnsi="Calibri"/>
+                <w:b w:val="0"/>
+                <w:i w:val="0"/>
+                <w:color w:val="333333"/>
                 <w:sz w:val="18"/>
               </w:rPr>
-              <w:t>Abierto</w:t>
+              <w:t>1</w:t>
             </w:r>
           </w:p>
         </w:tc>
         <w:tc>
           <w:tcPr>
-            <w:tcW w:type="dxa" w:w="3402"/>
-            <w:shd w:val="clear" w:color="auto" w:fill="EEF2F7"/>
+            <w:tcW w:type="dxa" w:w="8504"/>
+            <w:shd w:fill="F2F6FB"/>
           </w:tcPr>
           <w:p>
             <w:r>
               <w:rPr>
+                <w:rFonts w:ascii="Calibri" w:hAnsi="Calibri"/>
+                <w:b w:val="0"/>
+                <w:i w:val="0"/>
+                <w:color w:val="333333"/>
                 <w:sz w:val="18"/>
               </w:rPr>
-              <w:t>Ticket creado, sin asignar</w:t>
-            </w:r>
-          </w:p>
-        </w:tc>
-        <w:tc>
-          <w:tcPr>
-            <w:tcW w:type="dxa" w:w="3402"/>
-            <w:shd w:val="clear" w:color="auto" w:fill="EEF2F7"/>
-          </w:tcPr>
-          <w:p>
-            <w:r>
-              <w:rPr>
-                <w:sz w:val="18"/>
-              </w:rPr>
-              <w:t>Cualquier usuario</w:t>
+              <w:t>Haga clic en 'Órdenes' → 'Mis Tickets' en el menú lateral.</w:t>
             </w:r>
           </w:p>
         </w:tc>
@@ -631,43 +796,37 @@
       <w:tr>
         <w:tc>
           <w:tcPr>
-            <w:tcW w:type="dxa" w:w="2268"/>
-            <w:shd w:val="clear" w:color="auto" w:fill="FFFFFF"/>
+            <w:tcW w:type="dxa" w:w="1134"/>
+            <w:shd w:fill="FFFFFF"/>
           </w:tcPr>
           <w:p>
             <w:r>
               <w:rPr>
+                <w:rFonts w:ascii="Calibri" w:hAnsi="Calibri"/>
+                <w:b w:val="0"/>
+                <w:i w:val="0"/>
+                <w:color w:val="333333"/>
                 <w:sz w:val="18"/>
               </w:rPr>
-              <w:t>En proceso</w:t>
+              <w:t>2</w:t>
             </w:r>
           </w:p>
         </w:tc>
         <w:tc>
           <w:tcPr>
-            <w:tcW w:type="dxa" w:w="3402"/>
-            <w:shd w:val="clear" w:color="auto" w:fill="FFFFFF"/>
+            <w:tcW w:type="dxa" w:w="8504"/>
+            <w:shd w:fill="FFFFFF"/>
           </w:tcPr>
           <w:p>
             <w:r>
               <w:rPr>
+                <w:rFonts w:ascii="Calibri" w:hAnsi="Calibri"/>
+                <w:b w:val="0"/>
+                <w:i w:val="0"/>
+                <w:color w:val="333333"/>
                 <w:sz w:val="18"/>
               </w:rPr>
-              <w:t>Asignado a un técnico</w:t>
-            </w:r>
-          </w:p>
-        </w:tc>
-        <w:tc>
-          <w:tcPr>
-            <w:tcW w:type="dxa" w:w="3402"/>
-            <w:shd w:val="clear" w:color="auto" w:fill="FFFFFF"/>
-          </w:tcPr>
-          <w:p>
-            <w:r>
-              <w:rPr>
-                <w:sz w:val="18"/>
-              </w:rPr>
-              <w:t>Técnico asignado</w:t>
+              <w:t>Haga clic en el botón 'Crear Ticket' (esquina superior derecha).</w:t>
             </w:r>
           </w:p>
         </w:tc>
@@ -675,43 +834,37 @@
       <w:tr>
         <w:tc>
           <w:tcPr>
-            <w:tcW w:type="dxa" w:w="2268"/>
-            <w:shd w:val="clear" w:color="auto" w:fill="EEF2F7"/>
+            <w:tcW w:type="dxa" w:w="1134"/>
+            <w:shd w:fill="F2F6FB"/>
           </w:tcPr>
           <w:p>
             <w:r>
               <w:rPr>
+                <w:rFonts w:ascii="Calibri" w:hAnsi="Calibri"/>
+                <w:b w:val="0"/>
+                <w:i w:val="0"/>
+                <w:color w:val="333333"/>
                 <w:sz w:val="18"/>
               </w:rPr>
-              <w:t>Resuelto</w:t>
+              <w:t>3</w:t>
             </w:r>
           </w:p>
         </w:tc>
         <w:tc>
           <w:tcPr>
-            <w:tcW w:type="dxa" w:w="3402"/>
-            <w:shd w:val="clear" w:color="auto" w:fill="EEF2F7"/>
+            <w:tcW w:type="dxa" w:w="8504"/>
+            <w:shd w:fill="F2F6FB"/>
           </w:tcPr>
           <w:p>
             <w:r>
               <w:rPr>
+                <w:rFonts w:ascii="Calibri" w:hAnsi="Calibri"/>
+                <w:b w:val="0"/>
+                <w:i w:val="0"/>
+                <w:color w:val="333333"/>
                 <w:sz w:val="18"/>
               </w:rPr>
-              <w:t>Solución aplicada, pendiente cierre formal</w:t>
-            </w:r>
-          </w:p>
-        </w:tc>
-        <w:tc>
-          <w:tcPr>
-            <w:tcW w:type="dxa" w:w="3402"/>
-            <w:shd w:val="clear" w:color="auto" w:fill="EEF2F7"/>
-          </w:tcPr>
-          <w:p>
-            <w:r>
-              <w:rPr>
-                <w:sz w:val="18"/>
-              </w:rPr>
-              <w:t>Técnico</w:t>
+              <w:t>Seleccione el equipo afectado en el modal de búsqueda.</w:t>
             </w:r>
           </w:p>
         </w:tc>
@@ -719,43 +872,37 @@
       <w:tr>
         <w:tc>
           <w:tcPr>
-            <w:tcW w:type="dxa" w:w="2268"/>
-            <w:shd w:val="clear" w:color="auto" w:fill="FFFFFF"/>
+            <w:tcW w:type="dxa" w:w="1134"/>
+            <w:shd w:fill="FFFFFF"/>
           </w:tcPr>
           <w:p>
             <w:r>
               <w:rPr>
+                <w:rFonts w:ascii="Calibri" w:hAnsi="Calibri"/>
+                <w:b w:val="0"/>
+                <w:i w:val="0"/>
+                <w:color w:val="333333"/>
                 <w:sz w:val="18"/>
               </w:rPr>
-              <w:t>Cerrado</w:t>
+              <w:t>4</w:t>
             </w:r>
           </w:p>
         </w:tc>
         <w:tc>
           <w:tcPr>
-            <w:tcW w:type="dxa" w:w="3402"/>
-            <w:shd w:val="clear" w:color="auto" w:fill="FFFFFF"/>
+            <w:tcW w:type="dxa" w:w="8504"/>
+            <w:shd w:fill="FFFFFF"/>
           </w:tcPr>
           <w:p>
             <w:r>
               <w:rPr>
+                <w:rFonts w:ascii="Calibri" w:hAnsi="Calibri"/>
+                <w:b w:val="0"/>
+                <w:i w:val="0"/>
+                <w:color w:val="333333"/>
                 <w:sz w:val="18"/>
               </w:rPr>
-              <w:t>Verificado y finalizado con documentación completa</w:t>
-            </w:r>
-          </w:p>
-        </w:tc>
-        <w:tc>
-          <w:tcPr>
-            <w:tcW w:type="dxa" w:w="3402"/>
-            <w:shd w:val="clear" w:color="auto" w:fill="FFFFFF"/>
-          </w:tcPr>
-          <w:p>
-            <w:r>
-              <w:rPr>
-                <w:sz w:val="18"/>
-              </w:rPr>
-              <w:t>Coordinador</w:t>
+              <w:t>Escriba una descripción clara del problema. Incluya cuándo empezó y qué síntomas observó.</w:t>
             </w:r>
           </w:p>
         </w:tc>
@@ -763,43 +910,113 @@
       <w:tr>
         <w:tc>
           <w:tcPr>
-            <w:tcW w:type="dxa" w:w="2268"/>
-            <w:shd w:val="clear" w:color="auto" w:fill="EEF2F7"/>
+            <w:tcW w:type="dxa" w:w="1134"/>
+            <w:shd w:fill="F2F6FB"/>
           </w:tcPr>
           <w:p>
             <w:r>
               <w:rPr>
+                <w:rFonts w:ascii="Calibri" w:hAnsi="Calibri"/>
+                <w:b w:val="0"/>
+                <w:i w:val="0"/>
+                <w:color w:val="333333"/>
                 <w:sz w:val="18"/>
               </w:rPr>
-              <w:t>Cancelado</w:t>
+              <w:t>5</w:t>
             </w:r>
           </w:p>
         </w:tc>
         <w:tc>
           <w:tcPr>
-            <w:tcW w:type="dxa" w:w="3402"/>
-            <w:shd w:val="clear" w:color="auto" w:fill="EEF2F7"/>
+            <w:tcW w:type="dxa" w:w="8504"/>
+            <w:shd w:fill="F2F6FB"/>
           </w:tcPr>
           <w:p>
             <w:r>
               <w:rPr>
+                <w:rFonts w:ascii="Calibri" w:hAnsi="Calibri"/>
+                <w:b w:val="0"/>
+                <w:i w:val="0"/>
+                <w:color w:val="333333"/>
                 <w:sz w:val="18"/>
               </w:rPr>
-              <w:t>Descartado por no proceder</w:t>
+              <w:t>Si tiene fotografías o documentos, adjúntelos usando el botón 'Cargar archivo'.</w:t>
+            </w:r>
+          </w:p>
+        </w:tc>
+      </w:tr>
+      <w:tr>
+        <w:tc>
+          <w:tcPr>
+            <w:tcW w:type="dxa" w:w="1134"/>
+            <w:shd w:fill="FFFFFF"/>
+          </w:tcPr>
+          <w:p>
+            <w:r>
+              <w:rPr>
+                <w:rFonts w:ascii="Calibri" w:hAnsi="Calibri"/>
+                <w:b w:val="0"/>
+                <w:i w:val="0"/>
+                <w:color w:val="333333"/>
+                <w:sz w:val="18"/>
+              </w:rPr>
+              <w:t>6</w:t>
             </w:r>
           </w:p>
         </w:tc>
         <w:tc>
           <w:tcPr>
-            <w:tcW w:type="dxa" w:w="3402"/>
-            <w:shd w:val="clear" w:color="auto" w:fill="EEF2F7"/>
+            <w:tcW w:type="dxa" w:w="8504"/>
+            <w:shd w:fill="FFFFFF"/>
           </w:tcPr>
           <w:p>
             <w:r>
               <w:rPr>
+                <w:rFonts w:ascii="Calibri" w:hAnsi="Calibri"/>
+                <w:b w:val="0"/>
+                <w:i w:val="0"/>
+                <w:color w:val="333333"/>
                 <w:sz w:val="18"/>
               </w:rPr>
-              <w:t>Administrador</w:t>
+              <w:t>Seleccione el tipo de servicio (Emergencia, Reparación, Mantenimiento, Otro).</w:t>
+            </w:r>
+          </w:p>
+        </w:tc>
+      </w:tr>
+      <w:tr>
+        <w:tc>
+          <w:tcPr>
+            <w:tcW w:type="dxa" w:w="1134"/>
+            <w:shd w:fill="F2F6FB"/>
+          </w:tcPr>
+          <w:p>
+            <w:r>
+              <w:rPr>
+                <w:rFonts w:ascii="Calibri" w:hAnsi="Calibri"/>
+                <w:b w:val="0"/>
+                <w:i w:val="0"/>
+                <w:color w:val="333333"/>
+                <w:sz w:val="18"/>
+              </w:rPr>
+              <w:t>7</w:t>
+            </w:r>
+          </w:p>
+        </w:tc>
+        <w:tc>
+          <w:tcPr>
+            <w:tcW w:type="dxa" w:w="8504"/>
+            <w:shd w:fill="F2F6FB"/>
+          </w:tcPr>
+          <w:p>
+            <w:r>
+              <w:rPr>
+                <w:rFonts w:ascii="Calibri" w:hAnsi="Calibri"/>
+                <w:b w:val="0"/>
+                <w:i w:val="0"/>
+                <w:color w:val="333333"/>
+                <w:sz w:val="18"/>
+              </w:rPr>
+              <w:t>Haga clic en 'Crear'. El sistema generará un número único de ticket.</w:t>
             </w:r>
           </w:p>
         </w:tc>
@@ -808,513 +1025,147 @@
     <w:p/>
     <w:p>
       <w:pPr>
-        <w:pStyle w:val="Heading2"/>
+        <w:spacing w:before="160" w:after="80"/>
       </w:pPr>
       <w:r>
         <w:rPr>
-          <w:color w:val="1D293D"/>
+          <w:rFonts w:ascii="Calibri" w:hAnsi="Calibri"/>
+          <w:b/>
+          <w:i w:val="0"/>
+          <w:color w:val="1F6FB8"/>
+          <w:sz w:val="24"/>
         </w:rPr>
-        <w:t>Crear un Ticket desde Gestión de Tickets</w:t>
+        <w:t>2.3. Actualizar un ticket en ejecución</w:t>
       </w:r>
     </w:p>
     <w:p>
       <w:pPr>
-        <w:pStyle w:val="ListNumber"/>
+        <w:spacing w:after="80"/>
       </w:pPr>
       <w:r>
         <w:rPr>
+          <w:rFonts w:ascii="Calibri" w:hAnsi="Calibri"/>
+          <w:b w:val="0"/>
+          <w:i w:val="0"/>
+          <w:color w:val="333333"/>
           <w:sz w:val="20"/>
         </w:rPr>
-        <w:t>Ir a ORDENES → GESTION DE TICKETS</w:t>
+        <w:t>Una vez asignado a un técnico, el ticket puede ser actualizado con avances:</w:t>
       </w:r>
     </w:p>
     <w:p>
       <w:pPr>
-        <w:pStyle w:val="ListNumber"/>
+        <w:pStyle w:val="ListBullet"/>
+        <w:spacing w:after="40"/>
+        <w:ind w:left="283"/>
       </w:pPr>
       <w:r>
         <w:rPr>
+          <w:rFonts w:ascii="Calibri" w:hAnsi="Calibri"/>
+          <w:b w:val="0"/>
+          <w:i w:val="0"/>
+          <w:color w:val="333333"/>
           <w:sz w:val="20"/>
         </w:rPr>
-        <w:t>Clic en 'Nuevo Ticket'</w:t>
+        <w:t>El técnico registra diagnóstico inicial (qué cree que tiene el equipo).</w:t>
       </w:r>
     </w:p>
     <w:p>
       <w:pPr>
-        <w:pStyle w:val="ListNumber"/>
+        <w:pStyle w:val="ListBullet"/>
+        <w:spacing w:after="40"/>
+        <w:ind w:left="283"/>
       </w:pPr>
       <w:r>
         <w:rPr>
+          <w:rFonts w:ascii="Calibri" w:hAnsi="Calibri"/>
+          <w:b w:val="0"/>
+          <w:i w:val="0"/>
+          <w:color w:val="333333"/>
           <w:sz w:val="20"/>
         </w:rPr>
-        <w:t>Buscar y seleccionar el equipo afectado (por nombre o código)</w:t>
+        <w:t>El técnico adjunta evidencias fotográficas del estado actual.</w:t>
       </w:r>
     </w:p>
     <w:p>
       <w:pPr>
-        <w:pStyle w:val="ListNumber"/>
+        <w:pStyle w:val="ListBullet"/>
+        <w:spacing w:after="40"/>
+        <w:ind w:left="283"/>
       </w:pPr>
       <w:r>
         <w:rPr>
+          <w:rFonts w:ascii="Calibri" w:hAnsi="Calibri"/>
+          <w:b w:val="0"/>
+          <w:i w:val="0"/>
+          <w:color w:val="333333"/>
           <w:sz w:val="20"/>
         </w:rPr>
-        <w:t>Escribir la descripción del problema (soporta formato: negrilla, cursiva)</w:t>
+        <w:t>El técnico cambia el estado a 'En proceso' cuando inicia la reparación.</w:t>
       </w:r>
     </w:p>
     <w:p>
       <w:pPr>
-        <w:pStyle w:val="ListNumber"/>
+        <w:pStyle w:val="ListBullet"/>
+        <w:spacing w:after="40"/>
+        <w:ind w:left="283"/>
       </w:pPr>
       <w:r>
         <w:rPr>
+          <w:rFonts w:ascii="Calibri" w:hAnsi="Calibri"/>
+          <w:b w:val="0"/>
+          <w:i w:val="0"/>
+          <w:color w:val="333333"/>
           <w:sz w:val="20"/>
         </w:rPr>
-        <w:t>Seleccionar tipo de mantenimiento y prioridad</w:t>
+        <w:t>El técnico adjunta fotos de la solución aplicada.</w:t>
       </w:r>
     </w:p>
     <w:p>
       <w:pPr>
-        <w:pStyle w:val="ListNumber"/>
+        <w:pStyle w:val="ListBullet"/>
+        <w:spacing w:after="40"/>
+        <w:ind w:left="283"/>
       </w:pPr>
       <w:r>
         <w:rPr>
+          <w:rFonts w:ascii="Calibri" w:hAnsi="Calibri"/>
+          <w:b w:val="0"/>
+          <w:i w:val="0"/>
+          <w:color w:val="333333"/>
           <w:sz w:val="20"/>
         </w:rPr>
-        <w:t>Clic en 'Crear'</w:t>
-      </w:r>
-    </w:p>
-    <w:p/>
-    <w:p>
-      <w:pPr>
-        <w:pStyle w:val="Heading2"/>
-      </w:pPr>
-      <w:r>
-        <w:rPr>
-          <w:color w:val="1D293D"/>
-        </w:rPr>
-        <w:t>Crear un Ticket desde la Ficha del Equipo</w:t>
+        <w:t>El técnico registra el tiempo dedicado (para análisis de productividad).</w:t>
       </w:r>
     </w:p>
     <w:p>
       <w:pPr>
-        <w:pStyle w:val="ListNumber"/>
+        <w:spacing w:before="160" w:after="80"/>
       </w:pPr>
       <w:r>
         <w:rPr>
-          <w:sz w:val="20"/>
+          <w:rFonts w:ascii="Calibri" w:hAnsi="Calibri"/>
+          <w:b/>
+          <w:i w:val="0"/>
+          <w:color w:val="1F6FB8"/>
+          <w:sz w:val="24"/>
         </w:rPr>
-        <w:t>Ir a EQUIPOS → BIOMEDICOS</w:t>
+        <w:t>2.4. Cerrar un ticket</w:t>
       </w:r>
     </w:p>
     <w:p>
       <w:pPr>
-        <w:pStyle w:val="ListNumber"/>
+        <w:spacing w:after="80"/>
       </w:pPr>
       <w:r>
         <w:rPr>
+          <w:rFonts w:ascii="Calibri" w:hAnsi="Calibri"/>
+          <w:b w:val="0"/>
+          <w:i w:val="0"/>
+          <w:color w:val="333333"/>
           <w:sz w:val="20"/>
         </w:rPr>
-        <w:t>Ubicar el equipo con problema</w:t>
-      </w:r>
-    </w:p>
-    <w:p>
-      <w:pPr>
-        <w:pStyle w:val="ListNumber"/>
-      </w:pPr>
-      <w:r>
-        <w:rPr>
-          <w:sz w:val="20"/>
-        </w:rPr>
-        <w:t>Clic en el botón 'Correctivo' (ícono de herramienta)</w:t>
-      </w:r>
-    </w:p>
-    <w:p>
-      <w:pPr>
-        <w:pStyle w:val="ListNumber"/>
-      </w:pPr>
-      <w:r>
-        <w:rPr>
-          <w:sz w:val="20"/>
-        </w:rPr>
-        <w:t>Completar la descripción del problema</w:t>
-      </w:r>
-    </w:p>
-    <w:p>
-      <w:pPr>
-        <w:pStyle w:val="ListNumber"/>
-      </w:pPr>
-      <w:r>
-        <w:rPr>
-          <w:sz w:val="20"/>
-        </w:rPr>
-        <w:t>Clic en 'Crear'</w:t>
-      </w:r>
-    </w:p>
-    <w:p/>
-    <w:p>
-      <w:pPr>
-        <w:pStyle w:val="Heading2"/>
-      </w:pPr>
-      <w:r>
-        <w:rPr>
-          <w:color w:val="1D293D"/>
-        </w:rPr>
-        <w:t>Cerrar un Ticket</w:t>
-      </w:r>
-    </w:p>
-    <w:p>
-      <w:pPr>
-        <w:pStyle w:val="ListNumber"/>
-      </w:pPr>
-      <w:r>
-        <w:rPr>
-          <w:sz w:val="20"/>
-        </w:rPr>
-        <w:t>Abrir el ticket desde GESTION DE TICKETS</w:t>
-      </w:r>
-    </w:p>
-    <w:p>
-      <w:pPr>
-        <w:pStyle w:val="ListNumber"/>
-      </w:pPr>
-      <w:r>
-        <w:rPr>
-          <w:sz w:val="20"/>
-        </w:rPr>
-        <w:t>Clic en 'Cerrar Ticket' o botón de cierre</w:t>
-      </w:r>
-    </w:p>
-    <w:p>
-      <w:pPr>
-        <w:pStyle w:val="ListNumber"/>
-      </w:pPr>
-      <w:r>
-        <w:rPr>
-          <w:sz w:val="20"/>
-        </w:rPr>
-        <w:t>Registrar: diagnóstico final, actividades realizadas, repuestos utilizados</w:t>
-      </w:r>
-    </w:p>
-    <w:p>
-      <w:pPr>
-        <w:pStyle w:val="ListNumber"/>
-      </w:pPr>
-      <w:r>
-        <w:rPr>
-          <w:sz w:val="20"/>
-        </w:rPr>
-        <w:t>Adjuntar evidencia fotográfica o documentos si aplica</w:t>
-      </w:r>
-    </w:p>
-    <w:p>
-      <w:pPr>
-        <w:pStyle w:val="ListNumber"/>
-      </w:pPr>
-      <w:r>
-        <w:rPr>
-          <w:sz w:val="20"/>
-        </w:rPr>
-        <w:t>Firmar digitalmente (si el proceso lo requiere)</w:t>
-      </w:r>
-    </w:p>
-    <w:p>
-      <w:pPr>
-        <w:pStyle w:val="ListNumber"/>
-      </w:pPr>
-      <w:r>
-        <w:rPr>
-          <w:sz w:val="20"/>
-        </w:rPr>
-        <w:t>Clic en 'Confirmar Cierre'</w:t>
-      </w:r>
-    </w:p>
-    <w:p/>
-    <w:p>
-      <w:pPr>
-        <w:pStyle w:val="Heading1"/>
-      </w:pPr>
-      <w:r>
-        <w:rPr>
-          <w:color w:val="1D6FBF"/>
-        </w:rPr>
-        <w:t>Bloque 2: Plan de Mantenimiento Preventivo</w:t>
-      </w:r>
-    </w:p>
-    <w:p>
-      <w:pPr>
-        <w:pStyle w:val="Heading2"/>
-      </w:pPr>
-      <w:r>
-        <w:rPr>
-          <w:color w:val="1D293D"/>
-        </w:rPr>
-        <w:t>¿Qué es el Plan Preventivo?</w:t>
-      </w:r>
-    </w:p>
-    <w:p>
-      <w:r>
-        <w:t>El Plan de Mantenimiento Preventivo es el cronograma anual que define qué equipos reciben mantenimiento, con qué frecuencia y en qué meses del año. Permite planificar los recursos del servicio de ingeniería biomédica.</w:t>
-      </w:r>
-    </w:p>
-    <w:p>
-      <w:pPr>
-        <w:pStyle w:val="Heading2"/>
-      </w:pPr>
-      <w:r>
-        <w:rPr>
-          <w:color w:val="1D293D"/>
-        </w:rPr>
-        <w:t>Agregar un Equipo al Plan</w:t>
-      </w:r>
-    </w:p>
-    <w:p>
-      <w:pPr>
-        <w:pStyle w:val="ListNumber"/>
-      </w:pPr>
-      <w:r>
-        <w:rPr>
-          <w:sz w:val="20"/>
-        </w:rPr>
-        <w:t>Ir a PLANES → MTTO. PREVENTIVO</w:t>
-      </w:r>
-    </w:p>
-    <w:p>
-      <w:pPr>
-        <w:pStyle w:val="ListNumber"/>
-      </w:pPr>
-      <w:r>
-        <w:rPr>
-          <w:sz w:val="20"/>
-        </w:rPr>
-        <w:t>Clic en 'Agregar al plan'</w:t>
-      </w:r>
-    </w:p>
-    <w:p>
-      <w:pPr>
-        <w:pStyle w:val="ListNumber"/>
-      </w:pPr>
-      <w:r>
-        <w:rPr>
-          <w:sz w:val="20"/>
-        </w:rPr>
-        <w:t>Buscar y seleccionar el equipo</w:t>
-      </w:r>
-    </w:p>
-    <w:p>
-      <w:pPr>
-        <w:pStyle w:val="ListNumber"/>
-      </w:pPr>
-      <w:r>
-        <w:rPr>
-          <w:sz w:val="20"/>
-        </w:rPr>
-        <w:t>Definir frecuencia: mensual, trimestral, semestral o anual</w:t>
-      </w:r>
-    </w:p>
-    <w:p>
-      <w:pPr>
-        <w:pStyle w:val="ListNumber"/>
-      </w:pPr>
-      <w:r>
-        <w:rPr>
-          <w:sz w:val="20"/>
-        </w:rPr>
-        <w:t>Seleccionar los meses programados</w:t>
-      </w:r>
-    </w:p>
-    <w:p>
-      <w:pPr>
-        <w:pStyle w:val="ListNumber"/>
-      </w:pPr>
-      <w:r>
-        <w:rPr>
-          <w:sz w:val="20"/>
-        </w:rPr>
-        <w:t>Asignar el técnico responsable</w:t>
-      </w:r>
-    </w:p>
-    <w:p>
-      <w:pPr>
-        <w:pStyle w:val="ListNumber"/>
-      </w:pPr>
-      <w:r>
-        <w:rPr>
-          <w:sz w:val="20"/>
-        </w:rPr>
-        <w:t>Guardar</w:t>
-      </w:r>
-    </w:p>
-    <w:p/>
-    <w:p>
-      <w:pPr>
-        <w:pStyle w:val="Heading2"/>
-      </w:pPr>
-      <w:r>
-        <w:rPr>
-          <w:color w:val="1D293D"/>
-        </w:rPr>
-        <w:t>Registrar Mantenimiento Ejecutado</w:t>
-      </w:r>
-    </w:p>
-    <w:p>
-      <w:pPr>
-        <w:pStyle w:val="ListNumber"/>
-      </w:pPr>
-      <w:r>
-        <w:rPr>
-          <w:sz w:val="20"/>
-        </w:rPr>
-        <w:t>Ubicar el equipo en el cronograma</w:t>
-      </w:r>
-    </w:p>
-    <w:p>
-      <w:pPr>
-        <w:pStyle w:val="ListNumber"/>
-      </w:pPr>
-      <w:r>
-        <w:rPr>
-          <w:sz w:val="20"/>
-        </w:rPr>
-        <w:t>Clic en el mes correspondiente</w:t>
-      </w:r>
-    </w:p>
-    <w:p>
-      <w:pPr>
-        <w:pStyle w:val="ListNumber"/>
-      </w:pPr>
-      <w:r>
-        <w:rPr>
-          <w:sz w:val="20"/>
-        </w:rPr>
-        <w:t>Ingresar: fecha de ejecución, técnico, actividades realizadas, observaciones</w:t>
-      </w:r>
-    </w:p>
-    <w:p>
-      <w:pPr>
-        <w:pStyle w:val="ListNumber"/>
-      </w:pPr>
-      <w:r>
-        <w:rPr>
-          <w:sz w:val="20"/>
-        </w:rPr>
-        <w:t>El mes quedará marcado como ejecutado ✅</w:t>
-      </w:r>
-    </w:p>
-    <w:p/>
-    <w:p>
-      <w:pPr>
-        <w:pStyle w:val="Heading2"/>
-      </w:pPr>
-      <w:r>
-        <w:rPr>
-          <w:color w:val="1D293D"/>
-        </w:rPr>
-        <w:t>Registrar una Calibración</w:t>
-      </w:r>
-    </w:p>
-    <w:p>
-      <w:pPr>
-        <w:pStyle w:val="ListNumber"/>
-      </w:pPr>
-      <w:r>
-        <w:rPr>
-          <w:sz w:val="20"/>
-        </w:rPr>
-        <w:t>Ir a EQUIPOS → BIOMEDICOS</w:t>
-      </w:r>
-    </w:p>
-    <w:p>
-      <w:pPr>
-        <w:pStyle w:val="ListNumber"/>
-      </w:pPr>
-      <w:r>
-        <w:rPr>
-          <w:sz w:val="20"/>
-        </w:rPr>
-        <w:t>Ubicar el equipo a calibrar</w:t>
-      </w:r>
-    </w:p>
-    <w:p>
-      <w:pPr>
-        <w:pStyle w:val="ListNumber"/>
-      </w:pPr>
-      <w:r>
-        <w:rPr>
-          <w:sz w:val="20"/>
-        </w:rPr>
-        <w:t>Clic en el botón 'Calibración'</w:t>
-      </w:r>
-    </w:p>
-    <w:p>
-      <w:pPr>
-        <w:pStyle w:val="ListNumber"/>
-      </w:pPr>
-      <w:r>
-        <w:rPr>
-          <w:sz w:val="20"/>
-        </w:rPr>
-        <w:t>Ingresar: fecha, resultado, certificado, próxima calibración</w:t>
-      </w:r>
-    </w:p>
-    <w:p>
-      <w:pPr>
-        <w:pStyle w:val="ListNumber"/>
-      </w:pPr>
-      <w:r>
-        <w:rPr>
-          <w:sz w:val="20"/>
-        </w:rPr>
-        <w:t>Guardar el registro</w:t>
-      </w:r>
-    </w:p>
-    <w:p/>
-    <w:p>
-      <w:pPr>
-        <w:pStyle w:val="Heading1"/>
-      </w:pPr>
-      <w:r>
-        <w:rPr>
-          <w:color w:val="1D6FBF"/>
-        </w:rPr>
-        <w:t>Bloque 3: Dashboard — Indicadores de Gestión</w:t>
-      </w:r>
-    </w:p>
-    <w:tbl>
-      <w:tblPr>
-        <w:tblW w:type="auto" w:w="0"/>
-        <w:tblLook w:firstColumn="1" w:firstRow="1" w:lastColumn="0" w:lastRow="0" w:noHBand="0" w:noVBand="1" w:val="04A0"/>
-      </w:tblPr>
-      <w:tblGrid>
-        <w:gridCol w:w="8640"/>
-      </w:tblGrid>
-      <w:tr>
-        <w:tc>
-          <w:tcPr>
-            <w:tcW w:type="dxa" w:w="8640"/>
-            <w:shd w:val="clear" w:color="auto" w:fill="D1ECF1"/>
-          </w:tcPr>
-          <w:p>
-            <w:r>
-              <w:rPr>
-                <w:i/>
-                <w:sz w:val="18"/>
-              </w:rPr>
-              <w:t>⚠  El Dashboard solo está disponible para Administradores (rol 1 y 2).</w:t>
-            </w:r>
-          </w:p>
-        </w:tc>
-      </w:tr>
-    </w:tbl>
-    <w:p/>
-    <w:p>
-      <w:pPr>
-        <w:pStyle w:val="Heading2"/>
-      </w:pPr>
-      <w:r>
-        <w:rPr>
-          <w:color w:val="1D293D"/>
-        </w:rPr>
-        <w:t>Cómo interpretar los KPIs</w:t>
+        <w:t>Tabla 3. Checklist antes de cerrar un ticket.</w:t>
       </w:r>
     </w:p>
     <w:tbl>
@@ -1325,65 +1176,43 @@
         <w:tblLook w:firstColumn="1" w:firstRow="1" w:lastColumn="0" w:lastRow="0" w:noHBand="0" w:noVBand="1" w:val="04A0"/>
       </w:tblPr>
       <w:tblGrid>
-        <w:gridCol w:w="2880"/>
-        <w:gridCol w:w="2880"/>
-        <w:gridCol w:w="2880"/>
+        <w:gridCol w:w="4561"/>
+        <w:gridCol w:w="4561"/>
       </w:tblGrid>
       <w:tr>
         <w:tc>
           <w:tcPr>
-            <w:tcW w:type="dxa" w:w="2268"/>
-            <w:shd w:val="clear" w:color="auto" w:fill="1D293D"/>
+            <w:tcW w:type="dxa" w:w="3685"/>
+            <w:shd w:fill="1D293D"/>
           </w:tcPr>
           <w:p>
-            <w:pPr>
-              <w:jc w:val="center"/>
-            </w:pPr>
             <w:r>
               <w:rPr>
+                <w:rFonts w:ascii="Calibri" w:hAnsi="Calibri"/>
                 <w:b/>
+                <w:i w:val="0"/>
                 <w:color w:val="FFFFFF"/>
                 <w:sz w:val="18"/>
               </w:rPr>
-              <w:t>Indicador</w:t>
+              <w:t>Elemento</w:t>
             </w:r>
           </w:p>
         </w:tc>
         <w:tc>
           <w:tcPr>
-            <w:tcW w:type="dxa" w:w="3402"/>
-            <w:shd w:val="clear" w:color="auto" w:fill="1D293D"/>
+            <w:tcW w:type="dxa" w:w="6236"/>
+            <w:shd w:fill="1D293D"/>
           </w:tcPr>
           <w:p>
-            <w:pPr>
-              <w:jc w:val="center"/>
-            </w:pPr>
             <w:r>
               <w:rPr>
+                <w:rFonts w:ascii="Calibri" w:hAnsi="Calibri"/>
                 <w:b/>
+                <w:i w:val="0"/>
                 <w:color w:val="FFFFFF"/>
                 <w:sz w:val="18"/>
               </w:rPr>
-              <w:t>Qué mide</w:t>
-            </w:r>
-          </w:p>
-        </w:tc>
-        <w:tc>
-          <w:tcPr>
-            <w:tcW w:type="dxa" w:w="3402"/>
-            <w:shd w:val="clear" w:color="auto" w:fill="1D293D"/>
-          </w:tcPr>
-          <w:p>
-            <w:pPr>
-              <w:jc w:val="center"/>
-            </w:pPr>
-            <w:r>
-              <w:rPr>
-                <w:b/>
-                <w:color w:val="FFFFFF"/>
-                <w:sz w:val="18"/>
-              </w:rPr>
-              <w:t>Acción si es alto/bajo</w:t>
+              <w:t>Descripción</w:t>
             </w:r>
           </w:p>
         </w:tc>
@@ -1391,43 +1220,37 @@
       <w:tr>
         <w:tc>
           <w:tcPr>
-            <w:tcW w:type="dxa" w:w="2268"/>
-            <w:shd w:val="clear" w:color="auto" w:fill="EEF2F7"/>
+            <w:tcW w:type="dxa" w:w="3685"/>
+            <w:shd w:fill="F2F6FB"/>
           </w:tcPr>
           <w:p>
             <w:r>
               <w:rPr>
+                <w:rFonts w:ascii="Calibri" w:hAnsi="Calibri"/>
+                <w:b w:val="0"/>
+                <w:i w:val="0"/>
+                <w:color w:val="333333"/>
                 <w:sz w:val="18"/>
               </w:rPr>
-              <w:t>Total equipos activos</w:t>
+              <w:t>Diagnóstico completo</w:t>
             </w:r>
           </w:p>
         </w:tc>
         <w:tc>
           <w:tcPr>
-            <w:tcW w:type="dxa" w:w="3402"/>
-            <w:shd w:val="clear" w:color="auto" w:fill="EEF2F7"/>
+            <w:tcW w:type="dxa" w:w="6236"/>
+            <w:shd w:fill="F2F6FB"/>
           </w:tcPr>
           <w:p>
             <w:r>
               <w:rPr>
+                <w:rFonts w:ascii="Calibri" w:hAnsi="Calibri"/>
+                <w:b w:val="0"/>
+                <w:i w:val="0"/>
+                <w:color w:val="333333"/>
                 <w:sz w:val="18"/>
               </w:rPr>
-              <w:t>Inventario operativo actual</w:t>
-            </w:r>
-          </w:p>
-        </w:tc>
-        <w:tc>
-          <w:tcPr>
-            <w:tcW w:type="dxa" w:w="3402"/>
-            <w:shd w:val="clear" w:color="auto" w:fill="EEF2F7"/>
-          </w:tcPr>
-          <w:p>
-            <w:r>
-              <w:rPr>
-                <w:sz w:val="18"/>
-              </w:rPr>
-              <w:t>Verificar equipos faltantes</w:t>
+              <w:t>Está registrado y es claro.</w:t>
             </w:r>
           </w:p>
         </w:tc>
@@ -1435,43 +1258,37 @@
       <w:tr>
         <w:tc>
           <w:tcPr>
-            <w:tcW w:type="dxa" w:w="2268"/>
-            <w:shd w:val="clear" w:color="auto" w:fill="FFFFFF"/>
+            <w:tcW w:type="dxa" w:w="3685"/>
+            <w:shd w:fill="FFFFFF"/>
           </w:tcPr>
           <w:p>
             <w:r>
               <w:rPr>
+                <w:rFonts w:ascii="Calibri" w:hAnsi="Calibri"/>
+                <w:b w:val="0"/>
+                <w:i w:val="0"/>
+                <w:color w:val="333333"/>
                 <w:sz w:val="18"/>
               </w:rPr>
-              <w:t>Tickets abiertos</w:t>
+              <w:t>Solución documentada</w:t>
             </w:r>
           </w:p>
         </w:tc>
         <w:tc>
           <w:tcPr>
-            <w:tcW w:type="dxa" w:w="3402"/>
-            <w:shd w:val="clear" w:color="auto" w:fill="FFFFFF"/>
+            <w:tcW w:type="dxa" w:w="6236"/>
+            <w:shd w:fill="FFFFFF"/>
           </w:tcPr>
           <w:p>
             <w:r>
               <w:rPr>
+                <w:rFonts w:ascii="Calibri" w:hAnsi="Calibri"/>
+                <w:b w:val="0"/>
+                <w:i w:val="0"/>
+                <w:color w:val="333333"/>
                 <w:sz w:val="18"/>
               </w:rPr>
-              <w:t>Carga de trabajo correctiva pendiente</w:t>
-            </w:r>
-          </w:p>
-        </w:tc>
-        <w:tc>
-          <w:tcPr>
-            <w:tcW w:type="dxa" w:w="3402"/>
-            <w:shd w:val="clear" w:color="auto" w:fill="FFFFFF"/>
-          </w:tcPr>
-          <w:p>
-            <w:r>
-              <w:rPr>
-                <w:sz w:val="18"/>
-              </w:rPr>
-              <w:t>Priorizar asignación técnica</w:t>
+              <w:t>Incluye fotos, materiales usados, tiempo dedicado.</w:t>
             </w:r>
           </w:p>
         </w:tc>
@@ -1479,43 +1296,37 @@
       <w:tr>
         <w:tc>
           <w:tcPr>
-            <w:tcW w:type="dxa" w:w="2268"/>
-            <w:shd w:val="clear" w:color="auto" w:fill="EEF2F7"/>
+            <w:tcW w:type="dxa" w:w="3685"/>
+            <w:shd w:fill="F2F6FB"/>
           </w:tcPr>
           <w:p>
             <w:r>
               <w:rPr>
+                <w:rFonts w:ascii="Calibri" w:hAnsi="Calibri"/>
+                <w:b w:val="0"/>
+                <w:i w:val="0"/>
+                <w:color w:val="333333"/>
                 <w:sz w:val="18"/>
               </w:rPr>
-              <w:t>Cumplimiento preventivo</w:t>
+              <w:t>Verificación de función</w:t>
             </w:r>
           </w:p>
         </w:tc>
         <w:tc>
           <w:tcPr>
-            <w:tcW w:type="dxa" w:w="3402"/>
-            <w:shd w:val="clear" w:color="auto" w:fill="EEF2F7"/>
+            <w:tcW w:type="dxa" w:w="6236"/>
+            <w:shd w:fill="F2F6FB"/>
           </w:tcPr>
           <w:p>
             <w:r>
               <w:rPr>
+                <w:rFonts w:ascii="Calibri" w:hAnsi="Calibri"/>
+                <w:b w:val="0"/>
+                <w:i w:val="0"/>
+                <w:color w:val="333333"/>
                 <w:sz w:val="18"/>
               </w:rPr>
-              <w:t>% del plan ejecutado en el año</w:t>
-            </w:r>
-          </w:p>
-        </w:tc>
-        <w:tc>
-          <w:tcPr>
-            <w:tcW w:type="dxa" w:w="3402"/>
-            <w:shd w:val="clear" w:color="auto" w:fill="EEF2F7"/>
-          </w:tcPr>
-          <w:p>
-            <w:r>
-              <w:rPr>
-                <w:sz w:val="18"/>
-              </w:rPr>
-              <w:t>Reprogramar meses pendientes</w:t>
+              <w:t>El equipo funciona correctamente después de la reparación.</w:t>
             </w:r>
           </w:p>
         </w:tc>
@@ -1523,43 +1334,113 @@
       <w:tr>
         <w:tc>
           <w:tcPr>
-            <w:tcW w:type="dxa" w:w="2268"/>
-            <w:shd w:val="clear" w:color="auto" w:fill="FFFFFF"/>
+            <w:tcW w:type="dxa" w:w="3685"/>
+            <w:shd w:fill="FFFFFF"/>
           </w:tcPr>
           <w:p>
             <w:r>
               <w:rPr>
+                <w:rFonts w:ascii="Calibri" w:hAnsi="Calibri"/>
+                <w:b w:val="0"/>
+                <w:i w:val="0"/>
+                <w:color w:val="333333"/>
                 <w:sz w:val="18"/>
               </w:rPr>
-              <w:t>Calibraciones pendientes</w:t>
+              <w:t>Repuestos registrados</w:t>
             </w:r>
           </w:p>
         </w:tc>
         <w:tc>
           <w:tcPr>
-            <w:tcW w:type="dxa" w:w="3402"/>
-            <w:shd w:val="clear" w:color="auto" w:fill="FFFFFF"/>
+            <w:tcW w:type="dxa" w:w="6236"/>
+            <w:shd w:fill="FFFFFF"/>
           </w:tcPr>
           <w:p>
             <w:r>
               <w:rPr>
+                <w:rFonts w:ascii="Calibri" w:hAnsi="Calibri"/>
+                <w:b w:val="0"/>
+                <w:i w:val="0"/>
+                <w:color w:val="333333"/>
                 <w:sz w:val="18"/>
               </w:rPr>
-              <w:t>Equipos con calibración vencida</w:t>
+              <w:t>Todos los repuestos reemplazados están en el historial.</w:t>
+            </w:r>
+          </w:p>
+        </w:tc>
+      </w:tr>
+      <w:tr>
+        <w:tc>
+          <w:tcPr>
+            <w:tcW w:type="dxa" w:w="3685"/>
+            <w:shd w:fill="F2F6FB"/>
+          </w:tcPr>
+          <w:p>
+            <w:r>
+              <w:rPr>
+                <w:rFonts w:ascii="Calibri" w:hAnsi="Calibri"/>
+                <w:b w:val="0"/>
+                <w:i w:val="0"/>
+                <w:color w:val="333333"/>
+                <w:sz w:val="18"/>
+              </w:rPr>
+              <w:t>Observaciones finales</w:t>
             </w:r>
           </w:p>
         </w:tc>
         <w:tc>
           <w:tcPr>
-            <w:tcW w:type="dxa" w:w="3402"/>
-            <w:shd w:val="clear" w:color="auto" w:fill="FFFFFF"/>
+            <w:tcW w:type="dxa" w:w="6236"/>
+            <w:shd w:fill="F2F6FB"/>
           </w:tcPr>
           <w:p>
             <w:r>
               <w:rPr>
+                <w:rFonts w:ascii="Calibri" w:hAnsi="Calibri"/>
+                <w:b w:val="0"/>
+                <w:i w:val="0"/>
+                <w:color w:val="333333"/>
                 <w:sz w:val="18"/>
               </w:rPr>
-              <w:t>Programar calibraciones urgentes</w:t>
+              <w:t>Se registraron recomendaciones para el futuro.</w:t>
+            </w:r>
+          </w:p>
+        </w:tc>
+      </w:tr>
+      <w:tr>
+        <w:tc>
+          <w:tcPr>
+            <w:tcW w:type="dxa" w:w="3685"/>
+            <w:shd w:fill="FFFFFF"/>
+          </w:tcPr>
+          <w:p>
+            <w:r>
+              <w:rPr>
+                <w:rFonts w:ascii="Calibri" w:hAnsi="Calibri"/>
+                <w:b w:val="0"/>
+                <w:i w:val="0"/>
+                <w:color w:val="333333"/>
+                <w:sz w:val="18"/>
+              </w:rPr>
+              <w:t>Firma o validación</w:t>
+            </w:r>
+          </w:p>
+        </w:tc>
+        <w:tc>
+          <w:tcPr>
+            <w:tcW w:type="dxa" w:w="6236"/>
+            <w:shd w:fill="FFFFFF"/>
+          </w:tcPr>
+          <w:p>
+            <w:r>
+              <w:rPr>
+                <w:rFonts w:ascii="Calibri" w:hAnsi="Calibri"/>
+                <w:b w:val="0"/>
+                <w:i w:val="0"/>
+                <w:color w:val="333333"/>
+                <w:sz w:val="18"/>
+              </w:rPr>
+              <w:t>El coordinador o ingeniero responsable verificó todo.</w:t>
             </w:r>
           </w:p>
         </w:tc>
@@ -1568,13 +1449,62 @@
     <w:p/>
     <w:p>
       <w:pPr>
-        <w:pStyle w:val="Heading2"/>
+        <w:spacing w:before="280" w:after="80"/>
       </w:pPr>
       <w:r>
         <w:rPr>
+          <w:rFonts w:ascii="Calibri" w:hAnsi="Calibri"/>
+          <w:b/>
+          <w:i w:val="0"/>
           <w:color w:val="1D293D"/>
+          <w:sz w:val="28"/>
         </w:rPr>
-        <w:t>Exportar Reportes desde el Dashboard</w:t>
+        <w:t>3. Módulo de Planes — Mantenimiento Preventivo</w:t>
+      </w:r>
+    </w:p>
+    <w:p>
+      <w:pPr>
+        <w:spacing w:after="80"/>
+      </w:pPr>
+      <w:r>
+        <w:rPr>
+          <w:rFonts w:ascii="Calibri" w:hAnsi="Calibri"/>
+          <w:b w:val="0"/>
+          <w:i w:val="0"/>
+          <w:color w:val="333333"/>
+          <w:sz w:val="20"/>
+        </w:rPr>
+        <w:t>El módulo de Planes permite consultar el cronograma anual de mantenimiento preventivo y registrar su ejecución.</w:t>
+      </w:r>
+    </w:p>
+    <w:p>
+      <w:pPr>
+        <w:spacing w:before="160" w:after="80"/>
+      </w:pPr>
+      <w:r>
+        <w:rPr>
+          <w:rFonts w:ascii="Calibri" w:hAnsi="Calibri"/>
+          <w:b/>
+          <w:i w:val="0"/>
+          <w:color w:val="1F6FB8"/>
+          <w:sz w:val="24"/>
+        </w:rPr>
+        <w:t>3.1. Consultar el cronograma anual</w:t>
+      </w:r>
+    </w:p>
+    <w:p>
+      <w:pPr>
+        <w:spacing w:after="80"/>
+      </w:pPr>
+      <w:r>
+        <w:rPr>
+          <w:rFonts w:ascii="Calibri" w:hAnsi="Calibri"/>
+          <w:b w:val="0"/>
+          <w:i w:val="0"/>
+          <w:color w:val="333333"/>
+          <w:sz w:val="20"/>
+        </w:rPr>
+        <w:t>Tabla 4. Estructura del cronograma de mantenimiento preventivo.</w:t>
       </w:r>
     </w:p>
     <w:tbl>
@@ -1585,45 +1515,43 @@
         <w:tblLook w:firstColumn="1" w:firstRow="1" w:lastColumn="0" w:lastRow="0" w:noHBand="0" w:noVBand="1" w:val="04A0"/>
       </w:tblPr>
       <w:tblGrid>
-        <w:gridCol w:w="4320"/>
-        <w:gridCol w:w="4320"/>
+        <w:gridCol w:w="4561"/>
+        <w:gridCol w:w="4561"/>
       </w:tblGrid>
       <w:tr>
         <w:tc>
           <w:tcPr>
-            <w:tcW w:type="dxa" w:w="3402"/>
-            <w:shd w:val="clear" w:color="auto" w:fill="1D293D"/>
+            <w:tcW w:type="dxa" w:w="2268"/>
+            <w:shd w:fill="1D293D"/>
           </w:tcPr>
           <w:p>
-            <w:pPr>
-              <w:jc w:val="center"/>
-            </w:pPr>
             <w:r>
               <w:rPr>
+                <w:rFonts w:ascii="Calibri" w:hAnsi="Calibri"/>
                 <w:b/>
+                <w:i w:val="0"/>
                 <w:color w:val="FFFFFF"/>
                 <w:sz w:val="18"/>
               </w:rPr>
-              <w:t>Exportación</w:t>
+              <w:t>Columna</w:t>
             </w:r>
           </w:p>
         </w:tc>
         <w:tc>
           <w:tcPr>
-            <w:tcW w:type="dxa" w:w="5669"/>
-            <w:shd w:val="clear" w:color="auto" w:fill="1D293D"/>
+            <w:tcW w:type="dxa" w:w="7370"/>
+            <w:shd w:fill="1D293D"/>
           </w:tcPr>
           <w:p>
-            <w:pPr>
-              <w:jc w:val="center"/>
-            </w:pPr>
             <w:r>
               <w:rPr>
+                <w:rFonts w:ascii="Calibri" w:hAnsi="Calibri"/>
                 <w:b/>
+                <w:i w:val="0"/>
                 <w:color w:val="FFFFFF"/>
                 <w:sz w:val="18"/>
               </w:rPr>
-              <w:t>Contenido</w:t>
+              <w:t>Información</w:t>
             </w:r>
           </w:p>
         </w:tc>
@@ -1631,29 +1559,37 @@
       <w:tr>
         <w:tc>
           <w:tcPr>
-            <w:tcW w:type="dxa" w:w="3402"/>
-            <w:shd w:val="clear" w:color="auto" w:fill="EEF2F7"/>
+            <w:tcW w:type="dxa" w:w="2268"/>
+            <w:shd w:fill="F2F6FB"/>
           </w:tcPr>
           <w:p>
             <w:r>
               <w:rPr>
+                <w:rFonts w:ascii="Calibri" w:hAnsi="Calibri"/>
+                <w:b w:val="0"/>
+                <w:i w:val="0"/>
+                <w:color w:val="333333"/>
                 <w:sz w:val="18"/>
               </w:rPr>
-              <w:t>Reporte de Correctivos</w:t>
+              <w:t>Equipo</w:t>
             </w:r>
           </w:p>
         </w:tc>
         <w:tc>
           <w:tcPr>
-            <w:tcW w:type="dxa" w:w="5669"/>
-            <w:shd w:val="clear" w:color="auto" w:fill="EEF2F7"/>
+            <w:tcW w:type="dxa" w:w="7370"/>
+            <w:shd w:fill="F2F6FB"/>
           </w:tcPr>
           <w:p>
             <w:r>
               <w:rPr>
+                <w:rFonts w:ascii="Calibri" w:hAnsi="Calibri"/>
+                <w:b w:val="0"/>
+                <w:i w:val="0"/>
+                <w:color w:val="333333"/>
                 <w:sz w:val="18"/>
               </w:rPr>
-              <w:t>Todos los tickets con detalle de actividades</w:t>
+              <w:t>Nombre y código del equipo.</w:t>
             </w:r>
           </w:p>
         </w:tc>
@@ -1661,29 +1597,37 @@
       <w:tr>
         <w:tc>
           <w:tcPr>
-            <w:tcW w:type="dxa" w:w="3402"/>
-            <w:shd w:val="clear" w:color="auto" w:fill="FFFFFF"/>
+            <w:tcW w:type="dxa" w:w="2268"/>
+            <w:shd w:fill="FFFFFF"/>
           </w:tcPr>
           <w:p>
             <w:r>
               <w:rPr>
+                <w:rFonts w:ascii="Calibri" w:hAnsi="Calibri"/>
+                <w:b w:val="0"/>
+                <w:i w:val="0"/>
+                <w:color w:val="333333"/>
                 <w:sz w:val="18"/>
               </w:rPr>
-              <w:t>Reporte de Tickets</w:t>
+              <w:t>Servicio</w:t>
             </w:r>
           </w:p>
         </w:tc>
         <w:tc>
           <w:tcPr>
-            <w:tcW w:type="dxa" w:w="5669"/>
-            <w:shd w:val="clear" w:color="auto" w:fill="FFFFFF"/>
+            <w:tcW w:type="dxa" w:w="7370"/>
+            <w:shd w:fill="FFFFFF"/>
           </w:tcPr>
           <w:p>
             <w:r>
               <w:rPr>
+                <w:rFonts w:ascii="Calibri" w:hAnsi="Calibri"/>
+                <w:b w:val="0"/>
+                <w:i w:val="0"/>
+                <w:color w:val="333333"/>
                 <w:sz w:val="18"/>
               </w:rPr>
-              <w:t>Listado completo de órdenes de trabajo</w:t>
+              <w:t>Departamento donde está ubicado (Urgencias, UTI, Quirófano, etc.).</w:t>
             </w:r>
           </w:p>
         </w:tc>
@@ -1691,29 +1635,37 @@
       <w:tr>
         <w:tc>
           <w:tcPr>
-            <w:tcW w:type="dxa" w:w="3402"/>
-            <w:shd w:val="clear" w:color="auto" w:fill="EEF2F7"/>
+            <w:tcW w:type="dxa" w:w="2268"/>
+            <w:shd w:fill="F2F6FB"/>
           </w:tcPr>
           <w:p>
             <w:r>
               <w:rPr>
+                <w:rFonts w:ascii="Calibri" w:hAnsi="Calibri"/>
+                <w:b w:val="0"/>
+                <w:i w:val="0"/>
+                <w:color w:val="333333"/>
                 <w:sz w:val="18"/>
               </w:rPr>
-              <w:t>Cronograma Preventivo</w:t>
+              <w:t>Responsable</w:t>
             </w:r>
           </w:p>
         </w:tc>
         <w:tc>
           <w:tcPr>
-            <w:tcW w:type="dxa" w:w="5669"/>
-            <w:shd w:val="clear" w:color="auto" w:fill="EEF2F7"/>
+            <w:tcW w:type="dxa" w:w="7370"/>
+            <w:shd w:fill="F2F6FB"/>
           </w:tcPr>
           <w:p>
             <w:r>
               <w:rPr>
+                <w:rFonts w:ascii="Calibri" w:hAnsi="Calibri"/>
+                <w:b w:val="0"/>
+                <w:i w:val="0"/>
+                <w:color w:val="333333"/>
                 <w:sz w:val="18"/>
               </w:rPr>
-              <w:t>Plan anual con estado de ejecución</w:t>
+              <w:t>Técnico o coordinador responsable del mantenimiento.</w:t>
             </w:r>
           </w:p>
         </w:tc>
@@ -1721,29 +1673,113 @@
       <w:tr>
         <w:tc>
           <w:tcPr>
-            <w:tcW w:type="dxa" w:w="3402"/>
-            <w:shd w:val="clear" w:color="auto" w:fill="FFFFFF"/>
+            <w:tcW w:type="dxa" w:w="2268"/>
+            <w:shd w:fill="FFFFFF"/>
           </w:tcPr>
           <w:p>
             <w:r>
               <w:rPr>
+                <w:rFonts w:ascii="Calibri" w:hAnsi="Calibri"/>
+                <w:b w:val="0"/>
+                <w:i w:val="0"/>
+                <w:color w:val="333333"/>
                 <w:sz w:val="18"/>
               </w:rPr>
-              <w:t>Registro de Calibraciones</w:t>
+              <w:t>Ene–Dic</w:t>
             </w:r>
           </w:p>
         </w:tc>
         <w:tc>
           <w:tcPr>
-            <w:tcW w:type="dxa" w:w="5669"/>
-            <w:shd w:val="clear" w:color="auto" w:fill="FFFFFF"/>
+            <w:tcW w:type="dxa" w:w="7370"/>
+            <w:shd w:fill="FFFFFF"/>
           </w:tcPr>
           <w:p>
             <w:r>
               <w:rPr>
+                <w:rFonts w:ascii="Calibri" w:hAnsi="Calibri"/>
+                <w:b w:val="0"/>
+                <w:i w:val="0"/>
+                <w:color w:val="333333"/>
                 <w:sz w:val="18"/>
               </w:rPr>
-              <w:t>Historial de calibraciones realizadas</w:t>
+              <w:t>Los 12 meses del año. Celda verde = mes asignado. Celda roja = se cumplió.</w:t>
+            </w:r>
+          </w:p>
+        </w:tc>
+      </w:tr>
+      <w:tr>
+        <w:tc>
+          <w:tcPr>
+            <w:tcW w:type="dxa" w:w="2268"/>
+            <w:shd w:fill="F2F6FB"/>
+          </w:tcPr>
+          <w:p>
+            <w:r>
+              <w:rPr>
+                <w:rFonts w:ascii="Calibri" w:hAnsi="Calibri"/>
+                <w:b w:val="0"/>
+                <w:i w:val="0"/>
+                <w:color w:val="333333"/>
+                <w:sz w:val="18"/>
+              </w:rPr>
+              <w:t>% Ejecución</w:t>
+            </w:r>
+          </w:p>
+        </w:tc>
+        <w:tc>
+          <w:tcPr>
+            <w:tcW w:type="dxa" w:w="7370"/>
+            <w:shd w:fill="F2F6FB"/>
+          </w:tcPr>
+          <w:p>
+            <w:r>
+              <w:rPr>
+                <w:rFonts w:ascii="Calibri" w:hAnsi="Calibri"/>
+                <w:b w:val="0"/>
+                <w:i w:val="0"/>
+                <w:color w:val="333333"/>
+                <w:sz w:val="18"/>
+              </w:rPr>
+              <w:t>Porcentaje de planes cumplidos en el año.</w:t>
+            </w:r>
+          </w:p>
+        </w:tc>
+      </w:tr>
+      <w:tr>
+        <w:tc>
+          <w:tcPr>
+            <w:tcW w:type="dxa" w:w="2268"/>
+            <w:shd w:fill="FFFFFF"/>
+          </w:tcPr>
+          <w:p>
+            <w:r>
+              <w:rPr>
+                <w:rFonts w:ascii="Calibri" w:hAnsi="Calibri"/>
+                <w:b w:val="0"/>
+                <w:i w:val="0"/>
+                <w:color w:val="333333"/>
+                <w:sz w:val="18"/>
+              </w:rPr>
+              <w:t>Observaciones</w:t>
+            </w:r>
+          </w:p>
+        </w:tc>
+        <w:tc>
+          <w:tcPr>
+            <w:tcW w:type="dxa" w:w="7370"/>
+            <w:shd w:fill="FFFFFF"/>
+          </w:tcPr>
+          <w:p>
+            <w:r>
+              <w:rPr>
+                <w:rFonts w:ascii="Calibri" w:hAnsi="Calibri"/>
+                <w:b w:val="0"/>
+                <w:i w:val="0"/>
+                <w:color w:val="333333"/>
+                <w:sz w:val="18"/>
+              </w:rPr>
+              <w:t>Notas sobre cambios, postergaciones o problemas.</w:t>
             </w:r>
           </w:p>
         </w:tc>
@@ -1751,260 +1787,749 @@
     </w:tbl>
     <w:p/>
     <w:p>
-      <w:r>
-        <w:rPr>
-          <w:b/>
-        </w:rPr>
-        <w:t xml:space="preserve">Pasos para exportar: </w:t>
-      </w:r>
-      <w:r>
-        <w:rPr>
-          <w:sz w:val="20"/>
-        </w:rPr>
-        <w:t>Dashboard → Pestaña 'Resumen' → Hacer clic en el botón de exportación correspondiente → El archivo .xlsx se descarga automáticamente.</w:t>
-      </w:r>
-    </w:p>
-    <w:p/>
-    <w:p>
       <w:pPr>
-        <w:pStyle w:val="Heading1"/>
+        <w:spacing w:before="160" w:after="80"/>
       </w:pPr>
       <w:r>
         <w:rPr>
-          <w:color w:val="1D6FBF"/>
+          <w:rFonts w:ascii="Calibri" w:hAnsi="Calibri"/>
+          <w:b/>
+          <w:i w:val="0"/>
+          <w:color w:val="1F6FB8"/>
+          <w:sz w:val="24"/>
         </w:rPr>
-        <w:t>Bloque 4: Repuestos y Capacitaciones</w:t>
+        <w:t>3.2. Registrar ejecución de un plan</w:t>
       </w:r>
     </w:p>
     <w:p>
       <w:pPr>
-        <w:pStyle w:val="Heading2"/>
+        <w:spacing w:after="80"/>
       </w:pPr>
       <w:r>
         <w:rPr>
+          <w:rFonts w:ascii="Calibri" w:hAnsi="Calibri"/>
+          <w:b w:val="0"/>
+          <w:i w:val="0"/>
+          <w:color w:val="333333"/>
+          <w:sz w:val="20"/>
+        </w:rPr>
+        <w:t>Tabla 5. Pasos para registrar la ejecución de un plan.</w:t>
+      </w:r>
+    </w:p>
+    <w:tbl>
+      <w:tblPr>
+        <w:tblStyle w:val="TableGrid"/>
+        <w:tblW w:type="auto" w:w="0"/>
+        <w:jc w:val="left"/>
+        <w:tblLook w:firstColumn="1" w:firstRow="1" w:lastColumn="0" w:lastRow="0" w:noHBand="0" w:noVBand="1" w:val="04A0"/>
+      </w:tblPr>
+      <w:tblGrid>
+        <w:gridCol w:w="4561"/>
+        <w:gridCol w:w="4561"/>
+      </w:tblGrid>
+      <w:tr>
+        <w:tc>
+          <w:tcPr>
+            <w:tcW w:type="dxa" w:w="1134"/>
+            <w:shd w:fill="1D293D"/>
+          </w:tcPr>
+          <w:p>
+            <w:r>
+              <w:rPr>
+                <w:rFonts w:ascii="Calibri" w:hAnsi="Calibri"/>
+                <w:b/>
+                <w:i w:val="0"/>
+                <w:color w:val="FFFFFF"/>
+                <w:sz w:val="18"/>
+              </w:rPr>
+              <w:t>Paso</w:t>
+            </w:r>
+          </w:p>
+        </w:tc>
+        <w:tc>
+          <w:tcPr>
+            <w:tcW w:type="dxa" w:w="8504"/>
+            <w:shd w:fill="1D293D"/>
+          </w:tcPr>
+          <w:p>
+            <w:r>
+              <w:rPr>
+                <w:rFonts w:ascii="Calibri" w:hAnsi="Calibri"/>
+                <w:b/>
+                <w:i w:val="0"/>
+                <w:color w:val="FFFFFF"/>
+                <w:sz w:val="18"/>
+              </w:rPr>
+              <w:t>Acción</w:t>
+            </w:r>
+          </w:p>
+        </w:tc>
+      </w:tr>
+      <w:tr>
+        <w:tc>
+          <w:tcPr>
+            <w:tcW w:type="dxa" w:w="1134"/>
+            <w:shd w:fill="F2F6FB"/>
+          </w:tcPr>
+          <w:p>
+            <w:r>
+              <w:rPr>
+                <w:rFonts w:ascii="Calibri" w:hAnsi="Calibri"/>
+                <w:b w:val="0"/>
+                <w:i w:val="0"/>
+                <w:color w:val="333333"/>
+                <w:sz w:val="18"/>
+              </w:rPr>
+              <w:t>1</w:t>
+            </w:r>
+          </w:p>
+        </w:tc>
+        <w:tc>
+          <w:tcPr>
+            <w:tcW w:type="dxa" w:w="8504"/>
+            <w:shd w:fill="F2F6FB"/>
+          </w:tcPr>
+          <w:p>
+            <w:r>
+              <w:rPr>
+                <w:rFonts w:ascii="Calibri" w:hAnsi="Calibri"/>
+                <w:b w:val="0"/>
+                <w:i w:val="0"/>
+                <w:color w:val="333333"/>
+                <w:sz w:val="18"/>
+              </w:rPr>
+              <w:t>Localize el equipo y el mes programado en la tabla.</w:t>
+            </w:r>
+          </w:p>
+        </w:tc>
+      </w:tr>
+      <w:tr>
+        <w:tc>
+          <w:tcPr>
+            <w:tcW w:type="dxa" w:w="1134"/>
+            <w:shd w:fill="FFFFFF"/>
+          </w:tcPr>
+          <w:p>
+            <w:r>
+              <w:rPr>
+                <w:rFonts w:ascii="Calibri" w:hAnsi="Calibri"/>
+                <w:b w:val="0"/>
+                <w:i w:val="0"/>
+                <w:color w:val="333333"/>
+                <w:sz w:val="18"/>
+              </w:rPr>
+              <w:t>2</w:t>
+            </w:r>
+          </w:p>
+        </w:tc>
+        <w:tc>
+          <w:tcPr>
+            <w:tcW w:type="dxa" w:w="8504"/>
+            <w:shd w:fill="FFFFFF"/>
+          </w:tcPr>
+          <w:p>
+            <w:r>
+              <w:rPr>
+                <w:rFonts w:ascii="Calibri" w:hAnsi="Calibri"/>
+                <w:b w:val="0"/>
+                <w:i w:val="0"/>
+                <w:color w:val="333333"/>
+                <w:sz w:val="18"/>
+              </w:rPr>
+              <w:t>Haga clic en el mes correspondiente.</w:t>
+            </w:r>
+          </w:p>
+        </w:tc>
+      </w:tr>
+      <w:tr>
+        <w:tc>
+          <w:tcPr>
+            <w:tcW w:type="dxa" w:w="1134"/>
+            <w:shd w:fill="F2F6FB"/>
+          </w:tcPr>
+          <w:p>
+            <w:r>
+              <w:rPr>
+                <w:rFonts w:ascii="Calibri" w:hAnsi="Calibri"/>
+                <w:b w:val="0"/>
+                <w:i w:val="0"/>
+                <w:color w:val="333333"/>
+                <w:sz w:val="18"/>
+              </w:rPr>
+              <w:t>3</w:t>
+            </w:r>
+          </w:p>
+        </w:tc>
+        <w:tc>
+          <w:tcPr>
+            <w:tcW w:type="dxa" w:w="8504"/>
+            <w:shd w:fill="F2F6FB"/>
+          </w:tcPr>
+          <w:p>
+            <w:r>
+              <w:rPr>
+                <w:rFonts w:ascii="Calibri" w:hAnsi="Calibri"/>
+                <w:b w:val="0"/>
+                <w:i w:val="0"/>
+                <w:color w:val="333333"/>
+                <w:sz w:val="18"/>
+              </w:rPr>
+              <w:t>Se abrirá un modal para registrar la ejecución.</w:t>
+            </w:r>
+          </w:p>
+        </w:tc>
+      </w:tr>
+      <w:tr>
+        <w:tc>
+          <w:tcPr>
+            <w:tcW w:type="dxa" w:w="1134"/>
+            <w:shd w:fill="FFFFFF"/>
+          </w:tcPr>
+          <w:p>
+            <w:r>
+              <w:rPr>
+                <w:rFonts w:ascii="Calibri" w:hAnsi="Calibri"/>
+                <w:b w:val="0"/>
+                <w:i w:val="0"/>
+                <w:color w:val="333333"/>
+                <w:sz w:val="18"/>
+              </w:rPr>
+              <w:t>4</w:t>
+            </w:r>
+          </w:p>
+        </w:tc>
+        <w:tc>
+          <w:tcPr>
+            <w:tcW w:type="dxa" w:w="8504"/>
+            <w:shd w:fill="FFFFFF"/>
+          </w:tcPr>
+          <w:p>
+            <w:r>
+              <w:rPr>
+                <w:rFonts w:ascii="Calibri" w:hAnsi="Calibri"/>
+                <w:b w:val="0"/>
+                <w:i w:val="0"/>
+                <w:color w:val="333333"/>
+                <w:sz w:val="18"/>
+              </w:rPr>
+              <w:t>Ingrese la fecha en que se realizó el mantenimiento.</w:t>
+            </w:r>
+          </w:p>
+        </w:tc>
+      </w:tr>
+      <w:tr>
+        <w:tc>
+          <w:tcPr>
+            <w:tcW w:type="dxa" w:w="1134"/>
+            <w:shd w:fill="F2F6FB"/>
+          </w:tcPr>
+          <w:p>
+            <w:r>
+              <w:rPr>
+                <w:rFonts w:ascii="Calibri" w:hAnsi="Calibri"/>
+                <w:b w:val="0"/>
+                <w:i w:val="0"/>
+                <w:color w:val="333333"/>
+                <w:sz w:val="18"/>
+              </w:rPr>
+              <w:t>5</w:t>
+            </w:r>
+          </w:p>
+        </w:tc>
+        <w:tc>
+          <w:tcPr>
+            <w:tcW w:type="dxa" w:w="8504"/>
+            <w:shd w:fill="F2F6FB"/>
+          </w:tcPr>
+          <w:p>
+            <w:r>
+              <w:rPr>
+                <w:rFonts w:ascii="Calibri" w:hAnsi="Calibri"/>
+                <w:b w:val="0"/>
+                <w:i w:val="0"/>
+                <w:color w:val="333333"/>
+                <w:sz w:val="18"/>
+              </w:rPr>
+              <w:t>Agregue una descripción de lo que se hizo (limpieza, revisión, ajustes, etc.).</w:t>
+            </w:r>
+          </w:p>
+        </w:tc>
+      </w:tr>
+      <w:tr>
+        <w:tc>
+          <w:tcPr>
+            <w:tcW w:type="dxa" w:w="1134"/>
+            <w:shd w:fill="FFFFFF"/>
+          </w:tcPr>
+          <w:p>
+            <w:r>
+              <w:rPr>
+                <w:rFonts w:ascii="Calibri" w:hAnsi="Calibri"/>
+                <w:b w:val="0"/>
+                <w:i w:val="0"/>
+                <w:color w:val="333333"/>
+                <w:sz w:val="18"/>
+              </w:rPr>
+              <w:t>6</w:t>
+            </w:r>
+          </w:p>
+        </w:tc>
+        <w:tc>
+          <w:tcPr>
+            <w:tcW w:type="dxa" w:w="8504"/>
+            <w:shd w:fill="FFFFFF"/>
+          </w:tcPr>
+          <w:p>
+            <w:r>
+              <w:rPr>
+                <w:rFonts w:ascii="Calibri" w:hAnsi="Calibri"/>
+                <w:b w:val="0"/>
+                <w:i w:val="0"/>
+                <w:color w:val="333333"/>
+                <w:sz w:val="18"/>
+              </w:rPr>
+              <w:t>Adjunte evidencias fotográficas del proceso.</w:t>
+            </w:r>
+          </w:p>
+        </w:tc>
+      </w:tr>
+      <w:tr>
+        <w:tc>
+          <w:tcPr>
+            <w:tcW w:type="dxa" w:w="1134"/>
+            <w:shd w:fill="F2F6FB"/>
+          </w:tcPr>
+          <w:p>
+            <w:r>
+              <w:rPr>
+                <w:rFonts w:ascii="Calibri" w:hAnsi="Calibri"/>
+                <w:b w:val="0"/>
+                <w:i w:val="0"/>
+                <w:color w:val="333333"/>
+                <w:sz w:val="18"/>
+              </w:rPr>
+              <w:t>7</w:t>
+            </w:r>
+          </w:p>
+        </w:tc>
+        <w:tc>
+          <w:tcPr>
+            <w:tcW w:type="dxa" w:w="8504"/>
+            <w:shd w:fill="F2F6FB"/>
+          </w:tcPr>
+          <w:p>
+            <w:r>
+              <w:rPr>
+                <w:rFonts w:ascii="Calibri" w:hAnsi="Calibri"/>
+                <w:b w:val="0"/>
+                <w:i w:val="0"/>
+                <w:color w:val="333333"/>
+                <w:sz w:val="18"/>
+              </w:rPr>
+              <w:t>Haga clic en 'Guardar'. El sistema marcará ese mes como cumplido.</w:t>
+            </w:r>
+          </w:p>
+        </w:tc>
+      </w:tr>
+    </w:tbl>
+    <w:p/>
+    <w:p>
+      <w:pPr>
+        <w:spacing w:before="280" w:after="80"/>
+      </w:pPr>
+      <w:r>
+        <w:rPr>
+          <w:rFonts w:ascii="Calibri" w:hAnsi="Calibri"/>
+          <w:b/>
+          <w:i w:val="0"/>
           <w:color w:val="1D293D"/>
+          <w:sz w:val="28"/>
         </w:rPr>
-        <w:t>Módulo Repuestos</w:t>
+        <w:t>4. Análisis de datos y reportes</w:t>
+      </w:r>
+    </w:p>
+    <w:p>
+      <w:pPr>
+        <w:spacing w:after="80"/>
+      </w:pPr>
+      <w:r>
+        <w:rPr>
+          <w:rFonts w:ascii="Calibri" w:hAnsi="Calibri"/>
+          <w:b w:val="0"/>
+          <w:i w:val="0"/>
+          <w:color w:val="333333"/>
+          <w:sz w:val="20"/>
+        </w:rPr>
+        <w:t>El sistema permite exportar datos en Excel para análisis adicional:</w:t>
       </w:r>
     </w:p>
     <w:p>
       <w:pPr>
         <w:pStyle w:val="ListBullet"/>
+        <w:spacing w:after="40"/>
+        <w:ind w:left="283"/>
       </w:pPr>
       <w:r>
         <w:rPr>
+          <w:rFonts w:ascii="Calibri" w:hAnsi="Calibri"/>
+          <w:b w:val="0"/>
+          <w:i w:val="0"/>
+          <w:color w:val="333333"/>
           <w:sz w:val="20"/>
         </w:rPr>
-        <w:t>Ver inventario de repuestos disponibles</w:t>
+        <w:t>Exportar todos los equipos con su información técnica completa.</w:t>
       </w:r>
     </w:p>
     <w:p>
       <w:pPr>
         <w:pStyle w:val="ListBullet"/>
+        <w:spacing w:after="40"/>
+        <w:ind w:left="283"/>
       </w:pPr>
       <w:r>
         <w:rPr>
+          <w:rFonts w:ascii="Calibri" w:hAnsi="Calibri"/>
+          <w:b w:val="0"/>
+          <w:i w:val="0"/>
+          <w:color w:val="333333"/>
           <w:sz w:val="20"/>
         </w:rPr>
-        <w:t>Agregar nuevo repuesto con cantidad, descripción y equipo asociado</w:t>
+        <w:t>Exportar historial de correctivos con diagnóstico y tiempo de resolución.</w:t>
       </w:r>
     </w:p>
     <w:p>
       <w:pPr>
         <w:pStyle w:val="ListBullet"/>
+        <w:spacing w:after="40"/>
+        <w:ind w:left="283"/>
       </w:pPr>
       <w:r>
         <w:rPr>
+          <w:rFonts w:ascii="Calibri" w:hAnsi="Calibri"/>
+          <w:b w:val="0"/>
+          <w:i w:val="0"/>
+          <w:color w:val="333333"/>
           <w:sz w:val="20"/>
         </w:rPr>
-        <w:t>Consultar repuestos por equipo específico</w:t>
+        <w:t>Exportar cronograma con % de cumplimiento por equipo y por técnico.</w:t>
       </w:r>
     </w:p>
     <w:p>
       <w:pPr>
         <w:pStyle w:val="ListBullet"/>
+        <w:spacing w:after="40"/>
+        <w:ind w:left="283"/>
       </w:pPr>
       <w:r>
         <w:rPr>
+          <w:rFonts w:ascii="Calibri" w:hAnsi="Calibri"/>
+          <w:b w:val="0"/>
+          <w:i w:val="0"/>
+          <w:color w:val="333333"/>
           <w:sz w:val="20"/>
         </w:rPr>
-        <w:t>Asociar repuestos utilizados a una orden de trabajo (ticket)</w:t>
+        <w:t>Exportar calibraciones con fechas de vencimiento.</w:t>
       </w:r>
     </w:p>
     <w:p>
       <w:pPr>
-        <w:pStyle w:val="Heading2"/>
+        <w:spacing w:before="280" w:after="80"/>
       </w:pPr>
       <w:r>
         <w:rPr>
+          <w:rFonts w:ascii="Calibri" w:hAnsi="Calibri"/>
+          <w:b/>
+          <w:i w:val="0"/>
           <w:color w:val="1D293D"/>
+          <w:sz w:val="28"/>
         </w:rPr>
-        <w:t>Módulo Capacitaciones</w:t>
+        <w:t>5. Mejores prácticas para técnicos</w:t>
       </w:r>
     </w:p>
     <w:p>
       <w:pPr>
         <w:pStyle w:val="ListBullet"/>
+        <w:spacing w:after="40"/>
+        <w:ind w:left="283"/>
       </w:pPr>
       <w:r>
         <w:rPr>
+          <w:rFonts w:ascii="Calibri" w:hAnsi="Calibri"/>
+          <w:b w:val="0"/>
+          <w:i w:val="0"/>
+          <w:color w:val="333333"/>
           <w:sz w:val="20"/>
         </w:rPr>
-        <w:t>Registrar capacitaciones impartidas al personal del hospital</w:t>
+        <w:t>Siempre registre diagnóstico claro: describe qué observó y qué fue lo encontrado.</w:t>
       </w:r>
     </w:p>
     <w:p>
       <w:pPr>
         <w:pStyle w:val="ListBullet"/>
+        <w:spacing w:after="40"/>
+        <w:ind w:left="283"/>
       </w:pPr>
       <w:r>
         <w:rPr>
+          <w:rFonts w:ascii="Calibri" w:hAnsi="Calibri"/>
+          <w:b w:val="0"/>
+          <w:i w:val="0"/>
+          <w:color w:val="333333"/>
           <w:sz w:val="20"/>
         </w:rPr>
-        <w:t>Asociar la capacitación a equipos biomédicos o industriales</w:t>
+        <w:t>Adjunte fotos de calidad: iluminación clara, ángulo que muestra el problema y la solución.</w:t>
       </w:r>
     </w:p>
     <w:p>
       <w:pPr>
         <w:pStyle w:val="ListBullet"/>
+        <w:spacing w:after="40"/>
+        <w:ind w:left="283"/>
       </w:pPr>
       <w:r>
         <w:rPr>
+          <w:rFonts w:ascii="Calibri" w:hAnsi="Calibri"/>
+          <w:b w:val="0"/>
+          <w:i w:val="0"/>
+          <w:color w:val="333333"/>
           <w:sz w:val="20"/>
         </w:rPr>
-        <w:t>Registrar asistentes y fecha de realización</w:t>
+        <w:t>Registre tiempo real: no estime, anote cuántas horas realmente dedicó.</w:t>
       </w:r>
     </w:p>
     <w:p>
       <w:pPr>
         <w:pStyle w:val="ListBullet"/>
+        <w:spacing w:after="40"/>
+        <w:ind w:left="283"/>
       </w:pPr>
       <w:r>
         <w:rPr>
+          <w:rFonts w:ascii="Calibri" w:hAnsi="Calibri"/>
+          <w:b w:val="0"/>
+          <w:i w:val="0"/>
+          <w:color w:val="333333"/>
           <w:sz w:val="20"/>
         </w:rPr>
-        <w:t>Consultar historial de capacitaciones por equipo o por fecha</w:t>
+        <w:t>Documenta repuestos: ingrese marca, modelo y cantidad de cada repuesto usado.</w:t>
       </w:r>
     </w:p>
-    <w:p/>
     <w:p>
       <w:pPr>
-        <w:pStyle w:val="Heading1"/>
+        <w:pStyle w:val="ListBullet"/>
+        <w:spacing w:after="40"/>
+        <w:ind w:left="283"/>
       </w:pPr>
       <w:r>
         <w:rPr>
-          <w:color w:val="1D6FBF"/>
+          <w:rFonts w:ascii="Calibri" w:hAnsi="Calibri"/>
+          <w:b w:val="0"/>
+          <w:i w:val="0"/>
+          <w:color w:val="333333"/>
+          <w:sz w:val="20"/>
         </w:rPr>
-        <w:t>Ejercicios Prácticos — Sesión 2</w:t>
+        <w:t>Cierre rápido: no deje tickets pendientes más de 5 días sin actualizar estado.</w:t>
       </w:r>
     </w:p>
     <w:p>
+      <w:pPr>
+        <w:spacing w:before="280" w:after="80"/>
+      </w:pPr>
       <w:r>
         <w:rPr>
+          <w:rFonts w:ascii="Calibri" w:hAnsi="Calibri"/>
           <w:b/>
+          <w:i w:val="0"/>
+          <w:color w:val="1D293D"/>
+          <w:sz w:val="28"/>
         </w:rPr>
-        <w:t xml:space="preserve">• Ejercicio 1: Ciclo completo de ticket: </w:t>
-      </w:r>
-      <w:r>
-        <w:rPr>
-          <w:sz w:val="20"/>
-        </w:rPr>
-        <w:t>Crear ticket desde un equipo → Ver en 'Mis Tickets' → Actualizarlo en 'Gestión de Tickets' → Cerrarlo</w:t>
+        <w:t>6. Solución de problemas</w:t>
       </w:r>
     </w:p>
     <w:p>
+      <w:pPr>
+        <w:spacing w:after="80"/>
+      </w:pPr>
       <w:r>
         <w:rPr>
-          <w:b/>
-        </w:rPr>
-        <w:t xml:space="preserve">• Ejercicio 2: Plan preventivo: </w:t>
-      </w:r>
-      <w:r>
-        <w:rPr>
+          <w:rFonts w:ascii="Calibri" w:hAnsi="Calibri"/>
+          <w:b w:val="0"/>
+          <w:i w:val="0"/>
+          <w:color w:val="333333"/>
           <w:sz w:val="20"/>
         </w:rPr>
-        <w:t>Agregar un equipo al plan anual → Definir frecuencia trimestral → Registrar ejecución del mes actual</w:t>
+        <w:t>Si encuentra algún problema al usar el sistema:</w:t>
       </w:r>
     </w:p>
     <w:p>
+      <w:pPr>
+        <w:pStyle w:val="ListBullet"/>
+        <w:spacing w:after="40"/>
+        <w:ind w:left="283"/>
+      </w:pPr>
       <w:r>
         <w:rPr>
-          <w:b/>
-        </w:rPr>
-        <w:t xml:space="preserve">• Ejercicio 3: Calibración: </w:t>
-      </w:r>
-      <w:r>
-        <w:rPr>
+          <w:rFonts w:ascii="Calibri" w:hAnsi="Calibri"/>
+          <w:b w:val="0"/>
+          <w:i w:val="0"/>
+          <w:color w:val="333333"/>
           <w:sz w:val="20"/>
         </w:rPr>
-        <w:t>Registrar una calibración de un equipo biomédico con fecha y próximo vencimiento</w:t>
+        <w:t>Tome una captura de pantalla del error.</w:t>
       </w:r>
     </w:p>
     <w:p>
-      <w:r>
-        <w:rPr>
-          <w:b/>
-        </w:rPr>
-        <w:t xml:space="preserve">• Ejercicio 4: Dashboard: </w:t>
-      </w:r>
-      <w:r>
-        <w:rPr>
-          <w:sz w:val="20"/>
-        </w:rPr>
-        <w:t>Revisar los KPIs → Leer el gráfico de tickets por estado → Exportar el reporte de preventivos</w:t>
-      </w:r>
-    </w:p>
-    <w:p/>
-    <w:p>
       <w:pPr>
-        <w:pStyle w:val="Heading1"/>
+        <w:pStyle w:val="ListBullet"/>
+        <w:spacing w:after="40"/>
+        <w:ind w:left="283"/>
       </w:pPr>
       <w:r>
         <w:rPr>
-          <w:color w:val="1D6FBF"/>
+          <w:rFonts w:ascii="Calibri" w:hAnsi="Calibri"/>
+          <w:b w:val="0"/>
+          <w:i w:val="0"/>
+          <w:color w:val="333333"/>
+          <w:sz w:val="20"/>
         </w:rPr>
-        <w:t>Puntos Clave — Sesión 2</w:t>
+        <w:t>Anote el paso que estaba realizando cuando ocurrió.</w:t>
       </w:r>
     </w:p>
     <w:p>
+      <w:pPr>
+        <w:pStyle w:val="ListBullet"/>
+        <w:spacing w:after="40"/>
+        <w:ind w:left="283"/>
+      </w:pPr>
       <w:r>
         <w:rPr>
-          <w:b/>
+          <w:rFonts w:ascii="Calibri" w:hAnsi="Calibri"/>
+          <w:b w:val="0"/>
+          <w:i w:val="0"/>
+          <w:color w:val="333333"/>
           <w:sz w:val="20"/>
         </w:rPr>
-        <w:t>🔑  Cada falla de un equipo debe quedar documentada en un ticket: sin excepción.</w:t>
+        <w:t>Cree un ticket de soporte incluiendo esta información.</w:t>
       </w:r>
     </w:p>
     <w:p>
+      <w:pPr>
+        <w:pStyle w:val="ListBullet"/>
+        <w:spacing w:after="40"/>
+        <w:ind w:left="283"/>
+      </w:pPr>
       <w:r>
         <w:rPr>
-          <w:b/>
+          <w:rFonts w:ascii="Calibri" w:hAnsi="Calibri"/>
+          <w:b w:val="0"/>
+          <w:i w:val="0"/>
+          <w:color w:val="333333"/>
           <w:sz w:val="20"/>
         </w:rPr>
-        <w:t>🔑  El plan preventivo es el compromiso del servicio: registrar la ejecución al momento de realizarla.</w:t>
+        <w:t>El equipo de Bioingeniería lo contactará en los siguientes 24 horas.</w:t>
       </w:r>
     </w:p>
     <w:p>
+      <w:pPr>
+        <w:spacing w:before="280" w:after="80"/>
+      </w:pPr>
       <w:r>
         <w:rPr>
+          <w:rFonts w:ascii="Calibri" w:hAnsi="Calibri"/>
           <w:b/>
-          <w:sz w:val="20"/>
+          <w:i w:val="0"/>
+          <w:color w:val="1D293D"/>
+          <w:sz w:val="28"/>
         </w:rPr>
-        <w:t>🔑  El Dashboard es el termómetro del área: revisarlo periódicamente.</w:t>
+        <w:t>7. Próximas capacitaciones</w:t>
       </w:r>
     </w:p>
     <w:p>
+      <w:pPr>
+        <w:spacing w:after="80"/>
+      </w:pPr>
       <w:r>
         <w:rPr>
-          <w:b/>
+          <w:rFonts w:ascii="Calibri" w:hAnsi="Calibri"/>
+          <w:b w:val="0"/>
+          <w:i w:val="0"/>
+          <w:color w:val="333333"/>
           <w:sz w:val="20"/>
         </w:rPr>
-        <w:t>🔑  Los reportes Excel son la comunicación formal con directivos y entes de control.</w:t>
+        <w:t>Temas avanzados para futuras sesiones (bajo demanda):</w:t>
+      </w:r>
+    </w:p>
+    <w:p>
+      <w:pPr>
+        <w:pStyle w:val="ListBullet"/>
+        <w:spacing w:after="40"/>
+        <w:ind w:left="283"/>
+      </w:pPr>
+      <w:r>
+        <w:rPr>
+          <w:rFonts w:ascii="Calibri" w:hAnsi="Calibri"/>
+          <w:b w:val="0"/>
+          <w:i w:val="0"/>
+          <w:color w:val="333333"/>
+          <w:sz w:val="20"/>
+        </w:rPr>
+        <w:t>Módulo de Repuestos: Gestión de inventario y alertas de stock.</w:t>
+      </w:r>
+    </w:p>
+    <w:p>
+      <w:pPr>
+        <w:pStyle w:val="ListBullet"/>
+        <w:spacing w:after="40"/>
+        <w:ind w:left="283"/>
+      </w:pPr>
+      <w:r>
+        <w:rPr>
+          <w:rFonts w:ascii="Calibri" w:hAnsi="Calibri"/>
+          <w:b w:val="0"/>
+          <w:i w:val="0"/>
+          <w:color w:val="333333"/>
+          <w:sz w:val="20"/>
+        </w:rPr>
+        <w:t>Módulo de Calibraciones: Control de vigencia INVIMA y reportes regulatorios.</w:t>
+      </w:r>
+    </w:p>
+    <w:p>
+      <w:pPr>
+        <w:pStyle w:val="ListBullet"/>
+        <w:spacing w:after="40"/>
+        <w:ind w:left="283"/>
+      </w:pPr>
+      <w:r>
+        <w:rPr>
+          <w:rFonts w:ascii="Calibri" w:hAnsi="Calibri"/>
+          <w:b w:val="0"/>
+          <w:i w:val="0"/>
+          <w:color w:val="333333"/>
+          <w:sz w:val="20"/>
+        </w:rPr>
+        <w:t>Dashboard: Análisis de KPIs, tendencias y toma de decisiones.</w:t>
+      </w:r>
+    </w:p>
+    <w:p>
+      <w:pPr>
+        <w:pStyle w:val="ListBullet"/>
+        <w:spacing w:after="40"/>
+        <w:ind w:left="283"/>
+      </w:pPr>
+      <w:r>
+        <w:rPr>
+          <w:rFonts w:ascii="Calibri" w:hAnsi="Calibri"/>
+          <w:b w:val="0"/>
+          <w:i w:val="0"/>
+          <w:color w:val="333333"/>
+          <w:sz w:val="20"/>
+        </w:rPr>
+        <w:t>Configuración de roles: Para administradores del sistema.</w:t>
       </w:r>
     </w:p>
     <w:sectPr>
       <w:pgSz w:w="12240" w:h="15840"/>
-      <w:pgMar w:top="1440" w:right="1800" w:bottom="1440" w:left="1800" w:header="720" w:footer="720" w:gutter="0"/>
+      <w:pgMar w:top="1417" w:right="1417" w:bottom="1417" w:left="1701" w:header="720" w:footer="720" w:gutter="0"/>
       <w:cols w:space="720"/>
       <w:docGrid w:linePitch="360"/>
     </w:sectPr>
